--- a/SEM 6/AIDS-1/Documentation/DSEXP9.docx
+++ b/SEM 6/AIDS-1/Documentation/DSEXP9.docx
@@ -2,14 +2,608 @@
 <file path=word/document.xml><?xml version="1.0" encoding="utf-8"?>
 <w:document xmlns:wpc="http://schemas.microsoft.com/office/word/2010/wordprocessingCanvas" xmlns:cx="http://schemas.microsoft.com/office/drawing/2014/chartex" xmlns:cx1="http://schemas.microsoft.com/office/drawing/2015/9/8/chartex" xmlns:cx2="http://schemas.microsoft.com/office/drawing/2015/10/21/chartex" xmlns:cx3="http://schemas.microsoft.com/office/drawing/2016/5/9/chartex" xmlns:cx4="http://schemas.microsoft.com/office/drawing/2016/5/10/chartex" xmlns:cx5="http://schemas.microsoft.com/office/drawing/2016/5/11/chartex" xmlns:cx6="http://schemas.microsoft.com/office/drawing/2016/5/12/chartex" xmlns:cx7="http://schemas.microsoft.com/office/drawing/2016/5/13/chartex" xmlns:cx8="http://schemas.microsoft.com/office/drawing/2016/5/14/chartex" xmlns:mc="http://schemas.openxmlformats.org/markup-compatibility/2006" xmlns:aink="http://schemas.microsoft.com/office/drawing/2016/ink" xmlns:am3d="http://schemas.microsoft.com/office/drawing/2017/model3d" xmlns:o="urn:schemas-microsoft-com:office:office" xmlns:r="http://schemas.openxmlformats.org/officeDocument/2006/relationships" xmlns:m="http://schemas.openxmlformats.org/officeDocument/2006/math" xmlns:v="urn:schemas-microsoft-com:vml" xmlns:wp14="http://schemas.microsoft.com/office/word/2010/wordprocessingDrawing" xmlns:wp="http://schemas.openxmlformats.org/drawingml/2006/wordprocessingDrawing" xmlns:w10="urn:schemas-microsoft-com:office:word" xmlns:w="http://schemas.openxmlformats.org/wordprocessingml/2006/main" xmlns:w14="http://schemas.microsoft.com/office/word/2010/wordml" xmlns:w15="http://schemas.microsoft.com/office/word/2012/wordml" xmlns:w16cex="http://schemas.microsoft.com/office/word/2018/wordml/cex" xmlns:w16cid="http://schemas.microsoft.com/office/word/2016/wordml/cid" xmlns:w16="http://schemas.microsoft.com/office/word/2018/wordml" xmlns:w16sdtdh="http://schemas.microsoft.com/office/word/2020/wordml/sdtdatahash" xmlns:w16se="http://schemas.microsoft.com/office/word/2015/wordml/symex" xmlns:wpg="http://schemas.microsoft.com/office/word/2010/wordprocessingGroup" xmlns:wpi="http://schemas.microsoft.com/office/word/2010/wordprocessingInk" xmlns:wne="http://schemas.microsoft.com/office/word/2006/wordml" xmlns:wps="http://schemas.microsoft.com/office/word/2010/wordprocessingShape" mc:Ignorable="w14 w15 w16se w16cid w16 w16cex w16sdtdh wp14">
   <w:body>
-    <w:p/>
+    <w:p>
+      <w:pPr>
+        <w:pStyle w:val="H"/>
+      </w:pPr>
+      <w:r>
+        <w:t>Aim:</w:t>
+      </w:r>
+      <w:r>
+        <w:t xml:space="preserve"> </w:t>
+      </w:r>
+      <w:r>
+        <w:t>To implement </w:t>
+      </w:r>
+      <w:r>
+        <w:t xml:space="preserve">Regression </w:t>
+      </w:r>
+      <w:r>
+        <w:t>in Python.</w:t>
+      </w:r>
+    </w:p>
+    <w:p>
+      <w:pPr>
+        <w:pStyle w:val="H"/>
+        <w:rPr>
+          <w:sz w:val="4"/>
+          <w:szCs w:val="4"/>
+        </w:rPr>
+      </w:pPr>
+    </w:p>
+    <w:p>
+      <w:pPr>
+        <w:pStyle w:val="H"/>
+        <w:rPr>
+          <w:sz w:val="4"/>
+          <w:szCs w:val="4"/>
+        </w:rPr>
+      </w:pPr>
+      <w:r>
+        <w:t>Theory:</w:t>
+      </w:r>
+    </w:p>
+    <w:p>
+      <w:pPr>
+        <w:pStyle w:val="H"/>
+      </w:pPr>
+      <w:r>
+        <w:t xml:space="preserve">Q1. </w:t>
+      </w:r>
+      <w:r>
+        <w:t>What is Regression</w:t>
+      </w:r>
+      <w:r>
+        <w:t>?</w:t>
+      </w:r>
+    </w:p>
+    <w:p>
+      <w:pPr>
+        <w:pStyle w:val="T"/>
+      </w:pPr>
+      <w:r>
+        <w:rPr>
+          <w:rStyle w:val="Strong"/>
+          <w:b w:val="0"/>
+          <w:bCs w:val="0"/>
+        </w:rPr>
+        <w:t>Regression</w:t>
+      </w:r>
+      <w:r>
+        <w:t xml:space="preserve"> is a statistical and machine learning technique used to model the relationship between a </w:t>
+      </w:r>
+      <w:r>
+        <w:rPr>
+          <w:rStyle w:val="Strong"/>
+          <w:b w:val="0"/>
+          <w:bCs w:val="0"/>
+        </w:rPr>
+        <w:t>dependent variable (output)</w:t>
+      </w:r>
+      <w:r>
+        <w:t xml:space="preserve"> and one or more </w:t>
+      </w:r>
+      <w:r>
+        <w:rPr>
+          <w:rStyle w:val="Strong"/>
+          <w:b w:val="0"/>
+          <w:bCs w:val="0"/>
+        </w:rPr>
+        <w:t>independent variables (inputs)</w:t>
+      </w:r>
+      <w:r>
+        <w:t xml:space="preserve">, mainly for </w:t>
+      </w:r>
+      <w:r>
+        <w:rPr>
+          <w:rStyle w:val="Strong"/>
+          <w:b w:val="0"/>
+          <w:bCs w:val="0"/>
+        </w:rPr>
+        <w:t>prediction and trend analysis</w:t>
+      </w:r>
+      <w:r>
+        <w:t>.</w:t>
+      </w:r>
+    </w:p>
+    <w:p>
+      <w:pPr>
+        <w:pStyle w:val="S"/>
+      </w:pPr>
+    </w:p>
+    <w:p>
+      <w:pPr>
+        <w:pStyle w:val="H"/>
+      </w:pPr>
+      <w:r>
+        <w:t>Q2.</w:t>
+      </w:r>
+      <w:r>
+        <w:t xml:space="preserve"> List applications of Regression.</w:t>
+      </w:r>
+    </w:p>
+    <w:p>
+      <w:pPr>
+        <w:pStyle w:val="L"/>
+        <w:rPr>
+          <w:lang w:eastAsia="en-IN"/>
+        </w:rPr>
+      </w:pPr>
+      <w:r>
+        <w:rPr>
+          <w:lang w:eastAsia="en-IN"/>
+        </w:rPr>
+        <w:t xml:space="preserve">Predicting house prices </w:t>
+      </w:r>
+    </w:p>
+    <w:p>
+      <w:pPr>
+        <w:pStyle w:val="L"/>
+        <w:rPr>
+          <w:lang w:eastAsia="en-IN"/>
+        </w:rPr>
+      </w:pPr>
+      <w:r>
+        <w:rPr>
+          <w:lang w:eastAsia="en-IN"/>
+        </w:rPr>
+        <w:t xml:space="preserve">Sales and revenue forecasting </w:t>
+      </w:r>
+    </w:p>
+    <w:p>
+      <w:pPr>
+        <w:pStyle w:val="L"/>
+        <w:rPr>
+          <w:lang w:eastAsia="en-IN"/>
+        </w:rPr>
+      </w:pPr>
+      <w:r>
+        <w:rPr>
+          <w:lang w:eastAsia="en-IN"/>
+        </w:rPr>
+        <w:t xml:space="preserve">Stock market trend analysis </w:t>
+      </w:r>
+    </w:p>
+    <w:p>
+      <w:pPr>
+        <w:pStyle w:val="L"/>
+        <w:rPr>
+          <w:lang w:eastAsia="en-IN"/>
+        </w:rPr>
+      </w:pPr>
+      <w:r>
+        <w:rPr>
+          <w:lang w:eastAsia="en-IN"/>
+        </w:rPr>
+        <w:t xml:space="preserve">Demand prediction in businesses </w:t>
+      </w:r>
+    </w:p>
+    <w:p>
+      <w:pPr>
+        <w:pStyle w:val="L"/>
+        <w:rPr>
+          <w:lang w:eastAsia="en-IN"/>
+        </w:rPr>
+      </w:pPr>
+      <w:r>
+        <w:rPr>
+          <w:lang w:eastAsia="en-IN"/>
+        </w:rPr>
+        <w:t xml:space="preserve">Risk assessment in finance </w:t>
+      </w:r>
+    </w:p>
+    <w:p>
+      <w:pPr>
+        <w:pStyle w:val="L"/>
+        <w:rPr>
+          <w:lang w:eastAsia="en-IN"/>
+        </w:rPr>
+      </w:pPr>
+      <w:r>
+        <w:rPr>
+          <w:lang w:eastAsia="en-IN"/>
+        </w:rPr>
+        <w:t xml:space="preserve">Weather forecasting </w:t>
+      </w:r>
+    </w:p>
+    <w:p>
+      <w:pPr>
+        <w:pStyle w:val="L"/>
+      </w:pPr>
+      <w:r>
+        <w:rPr>
+          <w:lang w:eastAsia="en-IN"/>
+        </w:rPr>
+        <w:t>Healthcare outcome prediction</w:t>
+      </w:r>
+    </w:p>
+    <w:p>
+      <w:pPr>
+        <w:pStyle w:val="S"/>
+      </w:pPr>
+    </w:p>
+    <w:p>
+      <w:pPr>
+        <w:pStyle w:val="H"/>
+      </w:pPr>
+      <w:r>
+        <w:t xml:space="preserve">Q3. </w:t>
+      </w:r>
+      <w:r>
+        <w:t>What is Linear Regression?</w:t>
+      </w:r>
+    </w:p>
+    <w:p>
+      <w:pPr>
+        <w:pStyle w:val="T"/>
+      </w:pPr>
+      <w:r>
+        <w:t>Linear regression is a statistical method used to model the relationship between two variables by fitting a straight line to observed data.</w:t>
+      </w:r>
+    </w:p>
+    <w:p>
+      <w:pPr>
+        <w:pStyle w:val="L"/>
+      </w:pPr>
+      <w:r>
+        <w:t>An independent variable (predictor, XX)</w:t>
+      </w:r>
+    </w:p>
+    <w:p>
+      <w:pPr>
+        <w:pStyle w:val="L"/>
+      </w:pPr>
+      <w:r>
+        <w:t>A dependent variable (outcome, YY)</w:t>
+      </w:r>
+    </w:p>
+    <w:p>
+      <w:pPr>
+        <w:pStyle w:val="T"/>
+      </w:pPr>
+      <w:r>
+        <w:t xml:space="preserve">Linear regression finds the </w:t>
+      </w:r>
+      <w:r>
+        <w:rPr>
+          <w:b/>
+          <w:bCs/>
+        </w:rPr>
+        <w:t>best straight line</w:t>
+      </w:r>
+      <w:r>
+        <w:t xml:space="preserve"> that predicts YY from XX.</w:t>
+      </w:r>
+    </w:p>
+    <w:p>
+      <w:pPr>
+        <w:pStyle w:val="S"/>
+      </w:pPr>
+    </w:p>
+    <w:p>
+      <w:pPr>
+        <w:pStyle w:val="H"/>
+      </w:pPr>
+      <w:r>
+        <w:t>Q</w:t>
+      </w:r>
+      <w:r>
+        <w:t>4</w:t>
+      </w:r>
+      <w:r>
+        <w:t>. Write a Python program to implement the Linear Regression.</w:t>
+      </w:r>
+    </w:p>
+    <w:p>
+      <w:pPr>
+        <w:pStyle w:val="H"/>
+      </w:pPr>
+      <w:r>
+        <w:t>Code:</w:t>
+      </w:r>
+    </w:p>
+    <w:p>
+      <w:pPr>
+        <w:pStyle w:val="Code"/>
+      </w:pPr>
+      <w:r>
+        <w:t>df = pd.read_csv('games_data.csv')</w:t>
+      </w:r>
+    </w:p>
+    <w:p>
+      <w:pPr>
+        <w:pStyle w:val="Code"/>
+      </w:pPr>
+    </w:p>
+    <w:p>
+      <w:pPr>
+        <w:pStyle w:val="Code"/>
+      </w:pPr>
+      <w:r>
+        <w:t>num_cols = df.select_dtypes(include=[np.number]).columns.tolist()</w:t>
+      </w:r>
+    </w:p>
+    <w:p>
+      <w:pPr>
+        <w:pStyle w:val="Code"/>
+      </w:pPr>
+      <w:r>
+        <w:t>X = df[[num_cols[0]]].values</w:t>
+      </w:r>
+    </w:p>
+    <w:p>
+      <w:pPr>
+        <w:pStyle w:val="Code"/>
+      </w:pPr>
+      <w:r>
+        <w:t>y = df[num_cols[1]].values</w:t>
+      </w:r>
+    </w:p>
+    <w:p>
+      <w:pPr>
+        <w:pStyle w:val="Code"/>
+      </w:pPr>
+    </w:p>
+    <w:p>
+      <w:pPr>
+        <w:pStyle w:val="Code"/>
+      </w:pPr>
+      <w:r>
+        <w:t>X_b = np.c_[np.ones((len(X),1)), X]</w:t>
+      </w:r>
+    </w:p>
+    <w:p>
+      <w:pPr>
+        <w:pStyle w:val="Code"/>
+      </w:pPr>
+      <w:r>
+        <w:t>theta = np.linalg.pinv(X_b.T @ X_b) @ X_b.T @ y</w:t>
+      </w:r>
+    </w:p>
+    <w:p>
+      <w:pPr>
+        <w:pStyle w:val="Code"/>
+      </w:pPr>
+      <w:r>
+        <w:t>y_pred = X_b @ theta</w:t>
+      </w:r>
+    </w:p>
+    <w:p>
+      <w:pPr>
+        <w:pStyle w:val="Code"/>
+      </w:pPr>
+    </w:p>
+    <w:p>
+      <w:pPr>
+        <w:pStyle w:val="Code"/>
+      </w:pPr>
+      <w:r>
+        <w:t>plt.figure()</w:t>
+      </w:r>
+    </w:p>
+    <w:p>
+      <w:pPr>
+        <w:pStyle w:val="Code"/>
+      </w:pPr>
+      <w:r>
+        <w:t>plt.scatter(X, y)</w:t>
+      </w:r>
+    </w:p>
+    <w:p>
+      <w:pPr>
+        <w:pStyle w:val="Code"/>
+      </w:pPr>
+      <w:r>
+        <w:t>plt.plot(X, y_pred)</w:t>
+      </w:r>
+    </w:p>
+    <w:p>
+      <w:pPr>
+        <w:pStyle w:val="Code"/>
+      </w:pPr>
+      <w:r>
+        <w:t>plt.title('Linear Regression')</w:t>
+      </w:r>
+    </w:p>
+    <w:p>
+      <w:pPr>
+        <w:pStyle w:val="Code"/>
+      </w:pPr>
+      <w:r>
+        <w:t>plt.xlabel(num_cols[0])</w:t>
+      </w:r>
+    </w:p>
+    <w:p>
+      <w:pPr>
+        <w:pStyle w:val="Code"/>
+      </w:pPr>
+      <w:r>
+        <w:t>plt.ylabel(num_cols[1])</w:t>
+      </w:r>
+    </w:p>
+    <w:p>
+      <w:pPr>
+        <w:pStyle w:val="Code"/>
+      </w:pPr>
+      <w:r>
+        <w:t>plt.show()</w:t>
+      </w:r>
+    </w:p>
+    <w:p>
+      <w:pPr>
+        <w:pStyle w:val="Code"/>
+      </w:pPr>
+    </w:p>
+    <w:p>
+      <w:pPr>
+        <w:pStyle w:val="Code"/>
+      </w:pPr>
+      <w:r>
+        <w:t>R = np.corrcoef(X.flatten(), y)[0,1]</w:t>
+      </w:r>
+    </w:p>
+    <w:p>
+      <w:pPr>
+        <w:pStyle w:val="Code"/>
+      </w:pPr>
+      <w:r>
+        <w:t>print("R =", R)</w:t>
+      </w:r>
+    </w:p>
+    <w:p>
+      <w:pPr>
+        <w:pStyle w:val="S"/>
+      </w:pPr>
+    </w:p>
+    <w:p>
+      <w:pPr>
+        <w:pStyle w:val="H"/>
+      </w:pPr>
+      <w:r>
+        <w:t>Output:</w:t>
+      </w:r>
+    </w:p>
+    <w:p>
+      <w:pPr>
+        <w:pStyle w:val="S"/>
+      </w:pPr>
+      <w:r>
+        <w:rPr>
+          <w:noProof/>
+        </w:rPr>
+        <w:drawing>
+          <wp:inline distT="0" distB="0" distL="0" distR="0" wp14:anchorId="4C5461C9" wp14:editId="5C3839AE">
+            <wp:extent cx="6188710" cy="2724150"/>
+            <wp:effectExtent l="0" t="0" r="2540" b="0"/>
+            <wp:docPr id="1" name="Picture 1"/>
+            <wp:cNvGraphicFramePr>
+              <a:graphicFrameLocks xmlns:a="http://schemas.openxmlformats.org/drawingml/2006/main" noChangeAspect="1"/>
+            </wp:cNvGraphicFramePr>
+            <a:graphic xmlns:a="http://schemas.openxmlformats.org/drawingml/2006/main">
+              <a:graphicData uri="http://schemas.openxmlformats.org/drawingml/2006/picture">
+                <pic:pic xmlns:pic="http://schemas.openxmlformats.org/drawingml/2006/picture">
+                  <pic:nvPicPr>
+                    <pic:cNvPr id="1" name=""/>
+                    <pic:cNvPicPr/>
+                  </pic:nvPicPr>
+                  <pic:blipFill rotWithShape="1">
+                    <a:blip r:embed="rId8"/>
+                    <a:srcRect t="10229" b="8506"/>
+                    <a:stretch/>
+                  </pic:blipFill>
+                  <pic:spPr bwMode="auto">
+                    <a:xfrm>
+                      <a:off x="0" y="0"/>
+                      <a:ext cx="6188710" cy="2724150"/>
+                    </a:xfrm>
+                    <a:prstGeom prst="rect">
+                      <a:avLst/>
+                    </a:prstGeom>
+                    <a:ln>
+                      <a:noFill/>
+                    </a:ln>
+                    <a:extLst>
+                      <a:ext uri="{53640926-AAD7-44D8-BBD7-CCE9431645EC}">
+                        <a14:shadowObscured xmlns:a14="http://schemas.microsoft.com/office/drawing/2010/main"/>
+                      </a:ext>
+                    </a:extLst>
+                  </pic:spPr>
+                </pic:pic>
+              </a:graphicData>
+            </a:graphic>
+          </wp:inline>
+        </w:drawing>
+      </w:r>
+    </w:p>
+    <w:p>
+      <w:pPr>
+        <w:pStyle w:val="S"/>
+      </w:pPr>
+      <w:r>
+        <w:rPr>
+          <w:noProof/>
+        </w:rPr>
+        <w:drawing>
+          <wp:inline distT="0" distB="0" distL="0" distR="0" wp14:anchorId="7409A3FF" wp14:editId="30E55B09">
+            <wp:extent cx="6188710" cy="749935"/>
+            <wp:effectExtent l="0" t="0" r="2540" b="0"/>
+            <wp:docPr id="2" name="Picture 2"/>
+            <wp:cNvGraphicFramePr>
+              <a:graphicFrameLocks xmlns:a="http://schemas.openxmlformats.org/drawingml/2006/main" noChangeAspect="1"/>
+            </wp:cNvGraphicFramePr>
+            <a:graphic xmlns:a="http://schemas.openxmlformats.org/drawingml/2006/main">
+              <a:graphicData uri="http://schemas.openxmlformats.org/drawingml/2006/picture">
+                <pic:pic xmlns:pic="http://schemas.openxmlformats.org/drawingml/2006/picture">
+                  <pic:nvPicPr>
+                    <pic:cNvPr id="1" name=""/>
+                    <pic:cNvPicPr/>
+                  </pic:nvPicPr>
+                  <pic:blipFill>
+                    <a:blip r:embed="rId9"/>
+                    <a:stretch>
+                      <a:fillRect/>
+                    </a:stretch>
+                  </pic:blipFill>
+                  <pic:spPr>
+                    <a:xfrm>
+                      <a:off x="0" y="0"/>
+                      <a:ext cx="6188710" cy="749935"/>
+                    </a:xfrm>
+                    <a:prstGeom prst="rect">
+                      <a:avLst/>
+                    </a:prstGeom>
+                  </pic:spPr>
+                </pic:pic>
+              </a:graphicData>
+            </a:graphic>
+          </wp:inline>
+        </w:drawing>
+      </w:r>
+    </w:p>
+    <w:p>
+      <w:pPr>
+        <w:pStyle w:val="S"/>
+      </w:pPr>
+    </w:p>
+    <w:p>
+      <w:pPr>
+        <w:pStyle w:val="S"/>
+      </w:pPr>
+    </w:p>
+    <w:p>
+      <w:pPr>
+        <w:pStyle w:val="H"/>
+      </w:pPr>
+      <w:r>
+        <w:t>Conclusion:</w:t>
+      </w:r>
+    </w:p>
+    <w:p>
+      <w:r>
+        <w:t xml:space="preserve">Successfully </w:t>
+      </w:r>
+      <w:r>
+        <w:t>implement</w:t>
+      </w:r>
+      <w:r>
+        <w:t>ed Linear</w:t>
+      </w:r>
+      <w:r>
+        <w:t> </w:t>
+      </w:r>
+      <w:r>
+        <w:t xml:space="preserve">Regression </w:t>
+      </w:r>
+      <w:r>
+        <w:t>in Python</w:t>
+      </w:r>
+      <w:r>
+        <w:t>.</w:t>
+      </w:r>
+    </w:p>
     <w:sectPr>
-      <w:headerReference w:type="even" r:id="rId7"/>
-      <w:headerReference w:type="default" r:id="rId8"/>
-      <w:footerReference w:type="even" r:id="rId9"/>
-      <w:footerReference w:type="default" r:id="rId10"/>
-      <w:headerReference w:type="first" r:id="rId11"/>
-      <w:footerReference w:type="first" r:id="rId12"/>
+      <w:headerReference w:type="default" r:id="rId10"/>
+      <w:footerReference w:type="default" r:id="rId11"/>
       <w:pgSz w:w="11906" w:h="16838"/>
       <w:pgMar w:top="1440" w:right="1080" w:bottom="1440" w:left="1080" w:header="708" w:footer="708" w:gutter="0"/>
       <w:cols w:space="708"/>
@@ -49,16 +643,6 @@
   <w:p>
     <w:pPr>
       <w:pStyle w:val="Footer"/>
-    </w:pPr>
-  </w:p>
-</w:ftr>
-</file>
-
-<file path=word/footer2.xml><?xml version="1.0" encoding="utf-8"?>
-<w:ftr xmlns:wpc="http://schemas.microsoft.com/office/word/2010/wordprocessingCanvas" xmlns:cx="http://schemas.microsoft.com/office/drawing/2014/chartex" xmlns:cx1="http://schemas.microsoft.com/office/drawing/2015/9/8/chartex" xmlns:cx2="http://schemas.microsoft.com/office/drawing/2015/10/21/chartex" xmlns:cx3="http://schemas.microsoft.com/office/drawing/2016/5/9/chartex" xmlns:cx4="http://schemas.microsoft.com/office/drawing/2016/5/10/chartex" xmlns:cx5="http://schemas.microsoft.com/office/drawing/2016/5/11/chartex" xmlns:cx6="http://schemas.microsoft.com/office/drawing/2016/5/12/chartex" xmlns:cx7="http://schemas.microsoft.com/office/drawing/2016/5/13/chartex" xmlns:cx8="http://schemas.microsoft.com/office/drawing/2016/5/14/chartex" xmlns:mc="http://schemas.openxmlformats.org/markup-compatibility/2006" xmlns:aink="http://schemas.microsoft.com/office/drawing/2016/ink" xmlns:am3d="http://schemas.microsoft.com/office/drawing/2017/model3d" xmlns:o="urn:schemas-microsoft-com:office:office" xmlns:r="http://schemas.openxmlformats.org/officeDocument/2006/relationships" xmlns:m="http://schemas.openxmlformats.org/officeDocument/2006/math" xmlns:v="urn:schemas-microsoft-com:vml" xmlns:wp14="http://schemas.microsoft.com/office/word/2010/wordprocessingDrawing" xmlns:wp="http://schemas.openxmlformats.org/drawingml/2006/wordprocessingDrawing" xmlns:w10="urn:schemas-microsoft-com:office:word" xmlns:w="http://schemas.openxmlformats.org/wordprocessingml/2006/main" xmlns:w14="http://schemas.microsoft.com/office/word/2010/wordml" xmlns:w15="http://schemas.microsoft.com/office/word/2012/wordml" xmlns:w16cex="http://schemas.microsoft.com/office/word/2018/wordml/cex" xmlns:w16cid="http://schemas.microsoft.com/office/word/2016/wordml/cid" xmlns:w16="http://schemas.microsoft.com/office/word/2018/wordml" xmlns:w16sdtdh="http://schemas.microsoft.com/office/word/2020/wordml/sdtdatahash" xmlns:w16se="http://schemas.microsoft.com/office/word/2015/wordml/symex" xmlns:wpg="http://schemas.microsoft.com/office/word/2010/wordprocessingGroup" xmlns:wpi="http://schemas.microsoft.com/office/word/2010/wordprocessingInk" xmlns:wne="http://schemas.microsoft.com/office/word/2006/wordml" xmlns:wps="http://schemas.microsoft.com/office/word/2010/wordprocessingShape" mc:Ignorable="w14 w15 w16se w16cid w16 w16cex w16sdtdh wp14">
-  <w:p>
-    <w:pPr>
-      <w:pStyle w:val="Footer"/>
       <w:pBdr>
         <w:top w:val="single" w:sz="4" w:space="8" w:color="4472C4" w:themeColor="accent1"/>
       </w:pBdr>
@@ -167,16 +751,6 @@
       <w:rPr>
         <w:color w:val="000000" w:themeColor="text1"/>
       </w:rPr>
-    </w:pPr>
-  </w:p>
-</w:ftr>
-</file>
-
-<file path=word/footer3.xml><?xml version="1.0" encoding="utf-8"?>
-<w:ftr xmlns:wpc="http://schemas.microsoft.com/office/word/2010/wordprocessingCanvas" xmlns:cx="http://schemas.microsoft.com/office/drawing/2014/chartex" xmlns:cx1="http://schemas.microsoft.com/office/drawing/2015/9/8/chartex" xmlns:cx2="http://schemas.microsoft.com/office/drawing/2015/10/21/chartex" xmlns:cx3="http://schemas.microsoft.com/office/drawing/2016/5/9/chartex" xmlns:cx4="http://schemas.microsoft.com/office/drawing/2016/5/10/chartex" xmlns:cx5="http://schemas.microsoft.com/office/drawing/2016/5/11/chartex" xmlns:cx6="http://schemas.microsoft.com/office/drawing/2016/5/12/chartex" xmlns:cx7="http://schemas.microsoft.com/office/drawing/2016/5/13/chartex" xmlns:cx8="http://schemas.microsoft.com/office/drawing/2016/5/14/chartex" xmlns:mc="http://schemas.openxmlformats.org/markup-compatibility/2006" xmlns:aink="http://schemas.microsoft.com/office/drawing/2016/ink" xmlns:am3d="http://schemas.microsoft.com/office/drawing/2017/model3d" xmlns:o="urn:schemas-microsoft-com:office:office" xmlns:r="http://schemas.openxmlformats.org/officeDocument/2006/relationships" xmlns:m="http://schemas.openxmlformats.org/officeDocument/2006/math" xmlns:v="urn:schemas-microsoft-com:vml" xmlns:wp14="http://schemas.microsoft.com/office/word/2010/wordprocessingDrawing" xmlns:wp="http://schemas.openxmlformats.org/drawingml/2006/wordprocessingDrawing" xmlns:w10="urn:schemas-microsoft-com:office:word" xmlns:w="http://schemas.openxmlformats.org/wordprocessingml/2006/main" xmlns:w14="http://schemas.microsoft.com/office/word/2010/wordml" xmlns:w15="http://schemas.microsoft.com/office/word/2012/wordml" xmlns:w16cex="http://schemas.microsoft.com/office/word/2018/wordml/cex" xmlns:w16cid="http://schemas.microsoft.com/office/word/2016/wordml/cid" xmlns:w16="http://schemas.microsoft.com/office/word/2018/wordml" xmlns:w16sdtdh="http://schemas.microsoft.com/office/word/2020/wordml/sdtdatahash" xmlns:w16se="http://schemas.microsoft.com/office/word/2015/wordml/symex" xmlns:wpg="http://schemas.microsoft.com/office/word/2010/wordprocessingGroup" xmlns:wpi="http://schemas.microsoft.com/office/word/2010/wordprocessingInk" xmlns:wne="http://schemas.microsoft.com/office/word/2006/wordml" xmlns:wps="http://schemas.microsoft.com/office/word/2010/wordprocessingShape" mc:Ignorable="w14 w15 w16se w16cid w16 w16cex w16sdtdh wp14">
-  <w:p>
-    <w:pPr>
-      <w:pStyle w:val="Footer"/>
     </w:pPr>
   </w:p>
 </w:ftr>
@@ -208,16 +782,6 @@
 </file>
 
 <file path=word/header1.xml><?xml version="1.0" encoding="utf-8"?>
-<w:hdr xmlns:wpc="http://schemas.microsoft.com/office/word/2010/wordprocessingCanvas" xmlns:cx="http://schemas.microsoft.com/office/drawing/2014/chartex" xmlns:cx1="http://schemas.microsoft.com/office/drawing/2015/9/8/chartex" xmlns:cx2="http://schemas.microsoft.com/office/drawing/2015/10/21/chartex" xmlns:cx3="http://schemas.microsoft.com/office/drawing/2016/5/9/chartex" xmlns:cx4="http://schemas.microsoft.com/office/drawing/2016/5/10/chartex" xmlns:cx5="http://schemas.microsoft.com/office/drawing/2016/5/11/chartex" xmlns:cx6="http://schemas.microsoft.com/office/drawing/2016/5/12/chartex" xmlns:cx7="http://schemas.microsoft.com/office/drawing/2016/5/13/chartex" xmlns:cx8="http://schemas.microsoft.com/office/drawing/2016/5/14/chartex" xmlns:mc="http://schemas.openxmlformats.org/markup-compatibility/2006" xmlns:aink="http://schemas.microsoft.com/office/drawing/2016/ink" xmlns:am3d="http://schemas.microsoft.com/office/drawing/2017/model3d" xmlns:o="urn:schemas-microsoft-com:office:office" xmlns:r="http://schemas.openxmlformats.org/officeDocument/2006/relationships" xmlns:m="http://schemas.openxmlformats.org/officeDocument/2006/math" xmlns:v="urn:schemas-microsoft-com:vml" xmlns:wp14="http://schemas.microsoft.com/office/word/2010/wordprocessingDrawing" xmlns:wp="http://schemas.openxmlformats.org/drawingml/2006/wordprocessingDrawing" xmlns:w10="urn:schemas-microsoft-com:office:word" xmlns:w="http://schemas.openxmlformats.org/wordprocessingml/2006/main" xmlns:w14="http://schemas.microsoft.com/office/word/2010/wordml" xmlns:w15="http://schemas.microsoft.com/office/word/2012/wordml" xmlns:w16cex="http://schemas.microsoft.com/office/word/2018/wordml/cex" xmlns:w16cid="http://schemas.microsoft.com/office/word/2016/wordml/cid" xmlns:w16="http://schemas.microsoft.com/office/word/2018/wordml" xmlns:w16sdtdh="http://schemas.microsoft.com/office/word/2020/wordml/sdtdatahash" xmlns:w16se="http://schemas.microsoft.com/office/word/2015/wordml/symex" xmlns:wpg="http://schemas.microsoft.com/office/word/2010/wordprocessingGroup" xmlns:wpi="http://schemas.microsoft.com/office/word/2010/wordprocessingInk" xmlns:wne="http://schemas.microsoft.com/office/word/2006/wordml" xmlns:wps="http://schemas.microsoft.com/office/word/2010/wordprocessingShape" mc:Ignorable="w14 w15 w16se w16cid w16 w16cex w16sdtdh wp14">
-  <w:p>
-    <w:pPr>
-      <w:pStyle w:val="Header"/>
-    </w:pPr>
-  </w:p>
-</w:hdr>
-</file>
-
-<file path=word/header2.xml><?xml version="1.0" encoding="utf-8"?>
 <w:hdr xmlns:wpc="http://schemas.microsoft.com/office/word/2010/wordprocessingCanvas" xmlns:cx="http://schemas.microsoft.com/office/drawing/2014/chartex" xmlns:cx1="http://schemas.microsoft.com/office/drawing/2015/9/8/chartex" xmlns:cx2="http://schemas.microsoft.com/office/drawing/2015/10/21/chartex" xmlns:cx3="http://schemas.microsoft.com/office/drawing/2016/5/9/chartex" xmlns:cx4="http://schemas.microsoft.com/office/drawing/2016/5/10/chartex" xmlns:cx5="http://schemas.microsoft.com/office/drawing/2016/5/11/chartex" xmlns:cx6="http://schemas.microsoft.com/office/drawing/2016/5/12/chartex" xmlns:cx7="http://schemas.microsoft.com/office/drawing/2016/5/13/chartex" xmlns:cx8="http://schemas.microsoft.com/office/drawing/2016/5/14/chartex" xmlns:mc="http://schemas.openxmlformats.org/markup-compatibility/2006" xmlns:aink="http://schemas.microsoft.com/office/drawing/2016/ink" xmlns:am3d="http://schemas.microsoft.com/office/drawing/2017/model3d" xmlns:o="urn:schemas-microsoft-com:office:office" xmlns:r="http://schemas.openxmlformats.org/officeDocument/2006/relationships" xmlns:m="http://schemas.openxmlformats.org/officeDocument/2006/math" xmlns:v="urn:schemas-microsoft-com:vml" xmlns:wp14="http://schemas.microsoft.com/office/word/2010/wordprocessingDrawing" xmlns:wp="http://schemas.openxmlformats.org/drawingml/2006/wordprocessingDrawing" xmlns:w10="urn:schemas-microsoft-com:office:word" xmlns:w="http://schemas.openxmlformats.org/wordprocessingml/2006/main" xmlns:w14="http://schemas.microsoft.com/office/word/2010/wordml" xmlns:w15="http://schemas.microsoft.com/office/word/2012/wordml" xmlns:w16cex="http://schemas.microsoft.com/office/word/2018/wordml/cex" xmlns:w16cid="http://schemas.microsoft.com/office/word/2016/wordml/cid" xmlns:w16="http://schemas.microsoft.com/office/word/2018/wordml" xmlns:w16sdtdh="http://schemas.microsoft.com/office/word/2020/wordml/sdtdatahash" xmlns:w16se="http://schemas.microsoft.com/office/word/2015/wordml/symex" xmlns:wpg="http://schemas.microsoft.com/office/word/2010/wordprocessingGroup" xmlns:wpi="http://schemas.microsoft.com/office/word/2010/wordprocessingInk" xmlns:wne="http://schemas.microsoft.com/office/word/2006/wordml" xmlns:wps="http://schemas.microsoft.com/office/word/2010/wordprocessingShape" mc:Ignorable="w14 w15 w16se w16cid w16 w16cex w16sdtdh wp14">
   <w:p>
     <w:pPr>
@@ -281,14 +845,1162 @@
 </w:hdr>
 </file>
 
-<file path=word/header3.xml><?xml version="1.0" encoding="utf-8"?>
-<w:hdr xmlns:wpc="http://schemas.microsoft.com/office/word/2010/wordprocessingCanvas" xmlns:cx="http://schemas.microsoft.com/office/drawing/2014/chartex" xmlns:cx1="http://schemas.microsoft.com/office/drawing/2015/9/8/chartex" xmlns:cx2="http://schemas.microsoft.com/office/drawing/2015/10/21/chartex" xmlns:cx3="http://schemas.microsoft.com/office/drawing/2016/5/9/chartex" xmlns:cx4="http://schemas.microsoft.com/office/drawing/2016/5/10/chartex" xmlns:cx5="http://schemas.microsoft.com/office/drawing/2016/5/11/chartex" xmlns:cx6="http://schemas.microsoft.com/office/drawing/2016/5/12/chartex" xmlns:cx7="http://schemas.microsoft.com/office/drawing/2016/5/13/chartex" xmlns:cx8="http://schemas.microsoft.com/office/drawing/2016/5/14/chartex" xmlns:mc="http://schemas.openxmlformats.org/markup-compatibility/2006" xmlns:aink="http://schemas.microsoft.com/office/drawing/2016/ink" xmlns:am3d="http://schemas.microsoft.com/office/drawing/2017/model3d" xmlns:o="urn:schemas-microsoft-com:office:office" xmlns:r="http://schemas.openxmlformats.org/officeDocument/2006/relationships" xmlns:m="http://schemas.openxmlformats.org/officeDocument/2006/math" xmlns:v="urn:schemas-microsoft-com:vml" xmlns:wp14="http://schemas.microsoft.com/office/word/2010/wordprocessingDrawing" xmlns:wp="http://schemas.openxmlformats.org/drawingml/2006/wordprocessingDrawing" xmlns:w10="urn:schemas-microsoft-com:office:word" xmlns:w="http://schemas.openxmlformats.org/wordprocessingml/2006/main" xmlns:w14="http://schemas.microsoft.com/office/word/2010/wordml" xmlns:w15="http://schemas.microsoft.com/office/word/2012/wordml" xmlns:w16cex="http://schemas.microsoft.com/office/word/2018/wordml/cex" xmlns:w16cid="http://schemas.microsoft.com/office/word/2016/wordml/cid" xmlns:w16="http://schemas.microsoft.com/office/word/2018/wordml" xmlns:w16sdtdh="http://schemas.microsoft.com/office/word/2020/wordml/sdtdatahash" xmlns:w16se="http://schemas.microsoft.com/office/word/2015/wordml/symex" xmlns:wpg="http://schemas.microsoft.com/office/word/2010/wordprocessingGroup" xmlns:wpi="http://schemas.microsoft.com/office/word/2010/wordprocessingInk" xmlns:wne="http://schemas.microsoft.com/office/word/2006/wordml" xmlns:wps="http://schemas.microsoft.com/office/word/2010/wordprocessingShape" mc:Ignorable="w14 w15 w16se w16cid w16 w16cex w16sdtdh wp14">
-  <w:p>
-    <w:pPr>
-      <w:pStyle w:val="Header"/>
-    </w:pPr>
-  </w:p>
-</w:hdr>
+<file path=word/numbering.xml><?xml version="1.0" encoding="utf-8"?>
+<w:numbering xmlns:wpc="http://schemas.microsoft.com/office/word/2010/wordprocessingCanvas" xmlns:cx="http://schemas.microsoft.com/office/drawing/2014/chartex" xmlns:cx1="http://schemas.microsoft.com/office/drawing/2015/9/8/chartex" xmlns:cx2="http://schemas.microsoft.com/office/drawing/2015/10/21/chartex" xmlns:cx3="http://schemas.microsoft.com/office/drawing/2016/5/9/chartex" xmlns:cx4="http://schemas.microsoft.com/office/drawing/2016/5/10/chartex" xmlns:cx5="http://schemas.microsoft.com/office/drawing/2016/5/11/chartex" xmlns:cx6="http://schemas.microsoft.com/office/drawing/2016/5/12/chartex" xmlns:cx7="http://schemas.microsoft.com/office/drawing/2016/5/13/chartex" xmlns:cx8="http://schemas.microsoft.com/office/drawing/2016/5/14/chartex" xmlns:mc="http://schemas.openxmlformats.org/markup-compatibility/2006" xmlns:aink="http://schemas.microsoft.com/office/drawing/2016/ink" xmlns:am3d="http://schemas.microsoft.com/office/drawing/2017/model3d" xmlns:o="urn:schemas-microsoft-com:office:office" xmlns:r="http://schemas.openxmlformats.org/officeDocument/2006/relationships" xmlns:m="http://schemas.openxmlformats.org/officeDocument/2006/math" xmlns:v="urn:schemas-microsoft-com:vml" xmlns:wp14="http://schemas.microsoft.com/office/word/2010/wordprocessingDrawing" xmlns:wp="http://schemas.openxmlformats.org/drawingml/2006/wordprocessingDrawing" xmlns:w10="urn:schemas-microsoft-com:office:word" xmlns:w="http://schemas.openxmlformats.org/wordprocessingml/2006/main" xmlns:w14="http://schemas.microsoft.com/office/word/2010/wordml" xmlns:w15="http://schemas.microsoft.com/office/word/2012/wordml" xmlns:w16cex="http://schemas.microsoft.com/office/word/2018/wordml/cex" xmlns:w16cid="http://schemas.microsoft.com/office/word/2016/wordml/cid" xmlns:w16="http://schemas.microsoft.com/office/word/2018/wordml" xmlns:w16sdtdh="http://schemas.microsoft.com/office/word/2020/wordml/sdtdatahash" xmlns:w16se="http://schemas.microsoft.com/office/word/2015/wordml/symex" xmlns:wpg="http://schemas.microsoft.com/office/word/2010/wordprocessingGroup" xmlns:wpi="http://schemas.microsoft.com/office/word/2010/wordprocessingInk" xmlns:wne="http://schemas.microsoft.com/office/word/2006/wordml" xmlns:wps="http://schemas.microsoft.com/office/word/2010/wordprocessingShape" mc:Ignorable="w14 w15 w16se w16cid w16 w16cex w16sdtdh wp14">
+  <w:abstractNum w:abstractNumId="0" w15:restartNumberingAfterBreak="0">
+    <w:nsid w:val="04B96EAB"/>
+    <w:multiLevelType w:val="hybridMultilevel"/>
+    <w:tmpl w:val="DE54C678"/>
+    <w:lvl w:ilvl="0" w:tplc="66C4FC08">
+      <w:start w:val="1"/>
+      <w:numFmt w:val="bullet"/>
+      <w:pStyle w:val="L"/>
+      <w:lvlText w:val=""/>
+      <w:lvlJc w:val="left"/>
+      <w:pPr>
+        <w:ind w:left="720" w:hanging="360"/>
+      </w:pPr>
+      <w:rPr>
+        <w:rFonts w:ascii="Symbol" w:hAnsi="Symbol" w:hint="default"/>
+      </w:rPr>
+    </w:lvl>
+    <w:lvl w:ilvl="1" w:tplc="40090003" w:tentative="1">
+      <w:start w:val="1"/>
+      <w:numFmt w:val="bullet"/>
+      <w:lvlText w:val="o"/>
+      <w:lvlJc w:val="left"/>
+      <w:pPr>
+        <w:ind w:left="1440" w:hanging="360"/>
+      </w:pPr>
+      <w:rPr>
+        <w:rFonts w:ascii="Courier New" w:hAnsi="Courier New" w:cs="Courier New" w:hint="default"/>
+      </w:rPr>
+    </w:lvl>
+    <w:lvl w:ilvl="2" w:tplc="40090005" w:tentative="1">
+      <w:start w:val="1"/>
+      <w:numFmt w:val="bullet"/>
+      <w:lvlText w:val=""/>
+      <w:lvlJc w:val="left"/>
+      <w:pPr>
+        <w:ind w:left="2160" w:hanging="360"/>
+      </w:pPr>
+      <w:rPr>
+        <w:rFonts w:ascii="Wingdings" w:hAnsi="Wingdings" w:hint="default"/>
+      </w:rPr>
+    </w:lvl>
+    <w:lvl w:ilvl="3" w:tplc="40090001" w:tentative="1">
+      <w:start w:val="1"/>
+      <w:numFmt w:val="bullet"/>
+      <w:lvlText w:val=""/>
+      <w:lvlJc w:val="left"/>
+      <w:pPr>
+        <w:ind w:left="2880" w:hanging="360"/>
+      </w:pPr>
+      <w:rPr>
+        <w:rFonts w:ascii="Symbol" w:hAnsi="Symbol" w:hint="default"/>
+      </w:rPr>
+    </w:lvl>
+    <w:lvl w:ilvl="4" w:tplc="40090003" w:tentative="1">
+      <w:start w:val="1"/>
+      <w:numFmt w:val="bullet"/>
+      <w:lvlText w:val="o"/>
+      <w:lvlJc w:val="left"/>
+      <w:pPr>
+        <w:ind w:left="3600" w:hanging="360"/>
+      </w:pPr>
+      <w:rPr>
+        <w:rFonts w:ascii="Courier New" w:hAnsi="Courier New" w:cs="Courier New" w:hint="default"/>
+      </w:rPr>
+    </w:lvl>
+    <w:lvl w:ilvl="5" w:tplc="40090005" w:tentative="1">
+      <w:start w:val="1"/>
+      <w:numFmt w:val="bullet"/>
+      <w:lvlText w:val=""/>
+      <w:lvlJc w:val="left"/>
+      <w:pPr>
+        <w:ind w:left="4320" w:hanging="360"/>
+      </w:pPr>
+      <w:rPr>
+        <w:rFonts w:ascii="Wingdings" w:hAnsi="Wingdings" w:hint="default"/>
+      </w:rPr>
+    </w:lvl>
+    <w:lvl w:ilvl="6" w:tplc="40090001" w:tentative="1">
+      <w:start w:val="1"/>
+      <w:numFmt w:val="bullet"/>
+      <w:lvlText w:val=""/>
+      <w:lvlJc w:val="left"/>
+      <w:pPr>
+        <w:ind w:left="5040" w:hanging="360"/>
+      </w:pPr>
+      <w:rPr>
+        <w:rFonts w:ascii="Symbol" w:hAnsi="Symbol" w:hint="default"/>
+      </w:rPr>
+    </w:lvl>
+    <w:lvl w:ilvl="7" w:tplc="40090003" w:tentative="1">
+      <w:start w:val="1"/>
+      <w:numFmt w:val="bullet"/>
+      <w:lvlText w:val="o"/>
+      <w:lvlJc w:val="left"/>
+      <w:pPr>
+        <w:ind w:left="5760" w:hanging="360"/>
+      </w:pPr>
+      <w:rPr>
+        <w:rFonts w:ascii="Courier New" w:hAnsi="Courier New" w:cs="Courier New" w:hint="default"/>
+      </w:rPr>
+    </w:lvl>
+    <w:lvl w:ilvl="8" w:tplc="40090005" w:tentative="1">
+      <w:start w:val="1"/>
+      <w:numFmt w:val="bullet"/>
+      <w:lvlText w:val=""/>
+      <w:lvlJc w:val="left"/>
+      <w:pPr>
+        <w:ind w:left="6480" w:hanging="360"/>
+      </w:pPr>
+      <w:rPr>
+        <w:rFonts w:ascii="Wingdings" w:hAnsi="Wingdings" w:hint="default"/>
+      </w:rPr>
+    </w:lvl>
+  </w:abstractNum>
+  <w:abstractNum w:abstractNumId="1" w15:restartNumberingAfterBreak="0">
+    <w:nsid w:val="14C91073"/>
+    <w:multiLevelType w:val="multilevel"/>
+    <w:tmpl w:val="9E964EEC"/>
+    <w:lvl w:ilvl="0">
+      <w:start w:val="1"/>
+      <w:numFmt w:val="bullet"/>
+      <w:lvlText w:val=""/>
+      <w:lvlJc w:val="left"/>
+      <w:pPr>
+        <w:tabs>
+          <w:tab w:val="num" w:pos="720"/>
+        </w:tabs>
+        <w:ind w:left="720" w:hanging="360"/>
+      </w:pPr>
+      <w:rPr>
+        <w:rFonts w:ascii="Symbol" w:hAnsi="Symbol" w:hint="default"/>
+        <w:sz w:val="20"/>
+      </w:rPr>
+    </w:lvl>
+    <w:lvl w:ilvl="1" w:tentative="1">
+      <w:start w:val="1"/>
+      <w:numFmt w:val="bullet"/>
+      <w:lvlText w:val="o"/>
+      <w:lvlJc w:val="left"/>
+      <w:pPr>
+        <w:tabs>
+          <w:tab w:val="num" w:pos="1440"/>
+        </w:tabs>
+        <w:ind w:left="1440" w:hanging="360"/>
+      </w:pPr>
+      <w:rPr>
+        <w:rFonts w:ascii="Courier New" w:hAnsi="Courier New" w:hint="default"/>
+        <w:sz w:val="20"/>
+      </w:rPr>
+    </w:lvl>
+    <w:lvl w:ilvl="2" w:tentative="1">
+      <w:start w:val="1"/>
+      <w:numFmt w:val="bullet"/>
+      <w:lvlText w:val=""/>
+      <w:lvlJc w:val="left"/>
+      <w:pPr>
+        <w:tabs>
+          <w:tab w:val="num" w:pos="2160"/>
+        </w:tabs>
+        <w:ind w:left="2160" w:hanging="360"/>
+      </w:pPr>
+      <w:rPr>
+        <w:rFonts w:ascii="Wingdings" w:hAnsi="Wingdings" w:hint="default"/>
+        <w:sz w:val="20"/>
+      </w:rPr>
+    </w:lvl>
+    <w:lvl w:ilvl="3" w:tentative="1">
+      <w:start w:val="1"/>
+      <w:numFmt w:val="bullet"/>
+      <w:lvlText w:val=""/>
+      <w:lvlJc w:val="left"/>
+      <w:pPr>
+        <w:tabs>
+          <w:tab w:val="num" w:pos="2880"/>
+        </w:tabs>
+        <w:ind w:left="2880" w:hanging="360"/>
+      </w:pPr>
+      <w:rPr>
+        <w:rFonts w:ascii="Wingdings" w:hAnsi="Wingdings" w:hint="default"/>
+        <w:sz w:val="20"/>
+      </w:rPr>
+    </w:lvl>
+    <w:lvl w:ilvl="4" w:tentative="1">
+      <w:start w:val="1"/>
+      <w:numFmt w:val="bullet"/>
+      <w:lvlText w:val=""/>
+      <w:lvlJc w:val="left"/>
+      <w:pPr>
+        <w:tabs>
+          <w:tab w:val="num" w:pos="3600"/>
+        </w:tabs>
+        <w:ind w:left="3600" w:hanging="360"/>
+      </w:pPr>
+      <w:rPr>
+        <w:rFonts w:ascii="Wingdings" w:hAnsi="Wingdings" w:hint="default"/>
+        <w:sz w:val="20"/>
+      </w:rPr>
+    </w:lvl>
+    <w:lvl w:ilvl="5" w:tentative="1">
+      <w:start w:val="1"/>
+      <w:numFmt w:val="bullet"/>
+      <w:lvlText w:val=""/>
+      <w:lvlJc w:val="left"/>
+      <w:pPr>
+        <w:tabs>
+          <w:tab w:val="num" w:pos="4320"/>
+        </w:tabs>
+        <w:ind w:left="4320" w:hanging="360"/>
+      </w:pPr>
+      <w:rPr>
+        <w:rFonts w:ascii="Wingdings" w:hAnsi="Wingdings" w:hint="default"/>
+        <w:sz w:val="20"/>
+      </w:rPr>
+    </w:lvl>
+    <w:lvl w:ilvl="6" w:tentative="1">
+      <w:start w:val="1"/>
+      <w:numFmt w:val="bullet"/>
+      <w:lvlText w:val=""/>
+      <w:lvlJc w:val="left"/>
+      <w:pPr>
+        <w:tabs>
+          <w:tab w:val="num" w:pos="5040"/>
+        </w:tabs>
+        <w:ind w:left="5040" w:hanging="360"/>
+      </w:pPr>
+      <w:rPr>
+        <w:rFonts w:ascii="Wingdings" w:hAnsi="Wingdings" w:hint="default"/>
+        <w:sz w:val="20"/>
+      </w:rPr>
+    </w:lvl>
+    <w:lvl w:ilvl="7" w:tentative="1">
+      <w:start w:val="1"/>
+      <w:numFmt w:val="bullet"/>
+      <w:lvlText w:val=""/>
+      <w:lvlJc w:val="left"/>
+      <w:pPr>
+        <w:tabs>
+          <w:tab w:val="num" w:pos="5760"/>
+        </w:tabs>
+        <w:ind w:left="5760" w:hanging="360"/>
+      </w:pPr>
+      <w:rPr>
+        <w:rFonts w:ascii="Wingdings" w:hAnsi="Wingdings" w:hint="default"/>
+        <w:sz w:val="20"/>
+      </w:rPr>
+    </w:lvl>
+    <w:lvl w:ilvl="8" w:tentative="1">
+      <w:start w:val="1"/>
+      <w:numFmt w:val="bullet"/>
+      <w:lvlText w:val=""/>
+      <w:lvlJc w:val="left"/>
+      <w:pPr>
+        <w:tabs>
+          <w:tab w:val="num" w:pos="6480"/>
+        </w:tabs>
+        <w:ind w:left="6480" w:hanging="360"/>
+      </w:pPr>
+      <w:rPr>
+        <w:rFonts w:ascii="Wingdings" w:hAnsi="Wingdings" w:hint="default"/>
+        <w:sz w:val="20"/>
+      </w:rPr>
+    </w:lvl>
+  </w:abstractNum>
+  <w:abstractNum w:abstractNumId="2" w15:restartNumberingAfterBreak="0">
+    <w:nsid w:val="16E74D36"/>
+    <w:multiLevelType w:val="hybridMultilevel"/>
+    <w:tmpl w:val="C0680352"/>
+    <w:lvl w:ilvl="0" w:tplc="40090001">
+      <w:start w:val="1"/>
+      <w:numFmt w:val="bullet"/>
+      <w:lvlText w:val=""/>
+      <w:lvlJc w:val="left"/>
+      <w:pPr>
+        <w:ind w:left="720" w:hanging="360"/>
+      </w:pPr>
+      <w:rPr>
+        <w:rFonts w:ascii="Symbol" w:hAnsi="Symbol" w:hint="default"/>
+      </w:rPr>
+    </w:lvl>
+    <w:lvl w:ilvl="1" w:tplc="40090003" w:tentative="1">
+      <w:start w:val="1"/>
+      <w:numFmt w:val="bullet"/>
+      <w:lvlText w:val="o"/>
+      <w:lvlJc w:val="left"/>
+      <w:pPr>
+        <w:ind w:left="1440" w:hanging="360"/>
+      </w:pPr>
+      <w:rPr>
+        <w:rFonts w:ascii="Courier New" w:hAnsi="Courier New" w:cs="Courier New" w:hint="default"/>
+      </w:rPr>
+    </w:lvl>
+    <w:lvl w:ilvl="2" w:tplc="40090005" w:tentative="1">
+      <w:start w:val="1"/>
+      <w:numFmt w:val="bullet"/>
+      <w:lvlText w:val=""/>
+      <w:lvlJc w:val="left"/>
+      <w:pPr>
+        <w:ind w:left="2160" w:hanging="360"/>
+      </w:pPr>
+      <w:rPr>
+        <w:rFonts w:ascii="Wingdings" w:hAnsi="Wingdings" w:hint="default"/>
+      </w:rPr>
+    </w:lvl>
+    <w:lvl w:ilvl="3" w:tplc="40090001" w:tentative="1">
+      <w:start w:val="1"/>
+      <w:numFmt w:val="bullet"/>
+      <w:lvlText w:val=""/>
+      <w:lvlJc w:val="left"/>
+      <w:pPr>
+        <w:ind w:left="2880" w:hanging="360"/>
+      </w:pPr>
+      <w:rPr>
+        <w:rFonts w:ascii="Symbol" w:hAnsi="Symbol" w:hint="default"/>
+      </w:rPr>
+    </w:lvl>
+    <w:lvl w:ilvl="4" w:tplc="40090003" w:tentative="1">
+      <w:start w:val="1"/>
+      <w:numFmt w:val="bullet"/>
+      <w:lvlText w:val="o"/>
+      <w:lvlJc w:val="left"/>
+      <w:pPr>
+        <w:ind w:left="3600" w:hanging="360"/>
+      </w:pPr>
+      <w:rPr>
+        <w:rFonts w:ascii="Courier New" w:hAnsi="Courier New" w:cs="Courier New" w:hint="default"/>
+      </w:rPr>
+    </w:lvl>
+    <w:lvl w:ilvl="5" w:tplc="40090005" w:tentative="1">
+      <w:start w:val="1"/>
+      <w:numFmt w:val="bullet"/>
+      <w:lvlText w:val=""/>
+      <w:lvlJc w:val="left"/>
+      <w:pPr>
+        <w:ind w:left="4320" w:hanging="360"/>
+      </w:pPr>
+      <w:rPr>
+        <w:rFonts w:ascii="Wingdings" w:hAnsi="Wingdings" w:hint="default"/>
+      </w:rPr>
+    </w:lvl>
+    <w:lvl w:ilvl="6" w:tplc="40090001" w:tentative="1">
+      <w:start w:val="1"/>
+      <w:numFmt w:val="bullet"/>
+      <w:lvlText w:val=""/>
+      <w:lvlJc w:val="left"/>
+      <w:pPr>
+        <w:ind w:left="5040" w:hanging="360"/>
+      </w:pPr>
+      <w:rPr>
+        <w:rFonts w:ascii="Symbol" w:hAnsi="Symbol" w:hint="default"/>
+      </w:rPr>
+    </w:lvl>
+    <w:lvl w:ilvl="7" w:tplc="40090003" w:tentative="1">
+      <w:start w:val="1"/>
+      <w:numFmt w:val="bullet"/>
+      <w:lvlText w:val="o"/>
+      <w:lvlJc w:val="left"/>
+      <w:pPr>
+        <w:ind w:left="5760" w:hanging="360"/>
+      </w:pPr>
+      <w:rPr>
+        <w:rFonts w:ascii="Courier New" w:hAnsi="Courier New" w:cs="Courier New" w:hint="default"/>
+      </w:rPr>
+    </w:lvl>
+    <w:lvl w:ilvl="8" w:tplc="40090005" w:tentative="1">
+      <w:start w:val="1"/>
+      <w:numFmt w:val="bullet"/>
+      <w:lvlText w:val=""/>
+      <w:lvlJc w:val="left"/>
+      <w:pPr>
+        <w:ind w:left="6480" w:hanging="360"/>
+      </w:pPr>
+      <w:rPr>
+        <w:rFonts w:ascii="Wingdings" w:hAnsi="Wingdings" w:hint="default"/>
+      </w:rPr>
+    </w:lvl>
+  </w:abstractNum>
+  <w:abstractNum w:abstractNumId="3" w15:restartNumberingAfterBreak="0">
+    <w:nsid w:val="1D171FD1"/>
+    <w:multiLevelType w:val="multilevel"/>
+    <w:tmpl w:val="BB206E78"/>
+    <w:lvl w:ilvl="0">
+      <w:start w:val="1"/>
+      <w:numFmt w:val="decimal"/>
+      <w:lvlText w:val="%1."/>
+      <w:lvlJc w:val="left"/>
+      <w:pPr>
+        <w:tabs>
+          <w:tab w:val="num" w:pos="720"/>
+        </w:tabs>
+        <w:ind w:left="720" w:hanging="360"/>
+      </w:pPr>
+    </w:lvl>
+    <w:lvl w:ilvl="1" w:tentative="1">
+      <w:start w:val="1"/>
+      <w:numFmt w:val="decimal"/>
+      <w:lvlText w:val="%2."/>
+      <w:lvlJc w:val="left"/>
+      <w:pPr>
+        <w:tabs>
+          <w:tab w:val="num" w:pos="1440"/>
+        </w:tabs>
+        <w:ind w:left="1440" w:hanging="360"/>
+      </w:pPr>
+    </w:lvl>
+    <w:lvl w:ilvl="2" w:tentative="1">
+      <w:start w:val="1"/>
+      <w:numFmt w:val="decimal"/>
+      <w:lvlText w:val="%3."/>
+      <w:lvlJc w:val="left"/>
+      <w:pPr>
+        <w:tabs>
+          <w:tab w:val="num" w:pos="2160"/>
+        </w:tabs>
+        <w:ind w:left="2160" w:hanging="360"/>
+      </w:pPr>
+    </w:lvl>
+    <w:lvl w:ilvl="3" w:tentative="1">
+      <w:start w:val="1"/>
+      <w:numFmt w:val="decimal"/>
+      <w:lvlText w:val="%4."/>
+      <w:lvlJc w:val="left"/>
+      <w:pPr>
+        <w:tabs>
+          <w:tab w:val="num" w:pos="2880"/>
+        </w:tabs>
+        <w:ind w:left="2880" w:hanging="360"/>
+      </w:pPr>
+    </w:lvl>
+    <w:lvl w:ilvl="4" w:tentative="1">
+      <w:start w:val="1"/>
+      <w:numFmt w:val="decimal"/>
+      <w:lvlText w:val="%5."/>
+      <w:lvlJc w:val="left"/>
+      <w:pPr>
+        <w:tabs>
+          <w:tab w:val="num" w:pos="3600"/>
+        </w:tabs>
+        <w:ind w:left="3600" w:hanging="360"/>
+      </w:pPr>
+    </w:lvl>
+    <w:lvl w:ilvl="5" w:tentative="1">
+      <w:start w:val="1"/>
+      <w:numFmt w:val="decimal"/>
+      <w:lvlText w:val="%6."/>
+      <w:lvlJc w:val="left"/>
+      <w:pPr>
+        <w:tabs>
+          <w:tab w:val="num" w:pos="4320"/>
+        </w:tabs>
+        <w:ind w:left="4320" w:hanging="360"/>
+      </w:pPr>
+    </w:lvl>
+    <w:lvl w:ilvl="6" w:tentative="1">
+      <w:start w:val="1"/>
+      <w:numFmt w:val="decimal"/>
+      <w:lvlText w:val="%7."/>
+      <w:lvlJc w:val="left"/>
+      <w:pPr>
+        <w:tabs>
+          <w:tab w:val="num" w:pos="5040"/>
+        </w:tabs>
+        <w:ind w:left="5040" w:hanging="360"/>
+      </w:pPr>
+    </w:lvl>
+    <w:lvl w:ilvl="7" w:tentative="1">
+      <w:start w:val="1"/>
+      <w:numFmt w:val="decimal"/>
+      <w:lvlText w:val="%8."/>
+      <w:lvlJc w:val="left"/>
+      <w:pPr>
+        <w:tabs>
+          <w:tab w:val="num" w:pos="5760"/>
+        </w:tabs>
+        <w:ind w:left="5760" w:hanging="360"/>
+      </w:pPr>
+    </w:lvl>
+    <w:lvl w:ilvl="8" w:tentative="1">
+      <w:start w:val="1"/>
+      <w:numFmt w:val="decimal"/>
+      <w:lvlText w:val="%9."/>
+      <w:lvlJc w:val="left"/>
+      <w:pPr>
+        <w:tabs>
+          <w:tab w:val="num" w:pos="6480"/>
+        </w:tabs>
+        <w:ind w:left="6480" w:hanging="360"/>
+      </w:pPr>
+    </w:lvl>
+  </w:abstractNum>
+  <w:abstractNum w:abstractNumId="4" w15:restartNumberingAfterBreak="0">
+    <w:nsid w:val="294504B2"/>
+    <w:multiLevelType w:val="multilevel"/>
+    <w:tmpl w:val="8638815A"/>
+    <w:lvl w:ilvl="0">
+      <w:start w:val="1"/>
+      <w:numFmt w:val="bullet"/>
+      <w:lvlText w:val=""/>
+      <w:lvlJc w:val="left"/>
+      <w:pPr>
+        <w:tabs>
+          <w:tab w:val="num" w:pos="720"/>
+        </w:tabs>
+        <w:ind w:left="720" w:hanging="360"/>
+      </w:pPr>
+      <w:rPr>
+        <w:rFonts w:ascii="Symbol" w:hAnsi="Symbol" w:hint="default"/>
+        <w:sz w:val="20"/>
+      </w:rPr>
+    </w:lvl>
+    <w:lvl w:ilvl="1" w:tentative="1">
+      <w:start w:val="1"/>
+      <w:numFmt w:val="bullet"/>
+      <w:lvlText w:val="o"/>
+      <w:lvlJc w:val="left"/>
+      <w:pPr>
+        <w:tabs>
+          <w:tab w:val="num" w:pos="1440"/>
+        </w:tabs>
+        <w:ind w:left="1440" w:hanging="360"/>
+      </w:pPr>
+      <w:rPr>
+        <w:rFonts w:ascii="Courier New" w:hAnsi="Courier New" w:hint="default"/>
+        <w:sz w:val="20"/>
+      </w:rPr>
+    </w:lvl>
+    <w:lvl w:ilvl="2" w:tentative="1">
+      <w:start w:val="1"/>
+      <w:numFmt w:val="bullet"/>
+      <w:lvlText w:val=""/>
+      <w:lvlJc w:val="left"/>
+      <w:pPr>
+        <w:tabs>
+          <w:tab w:val="num" w:pos="2160"/>
+        </w:tabs>
+        <w:ind w:left="2160" w:hanging="360"/>
+      </w:pPr>
+      <w:rPr>
+        <w:rFonts w:ascii="Wingdings" w:hAnsi="Wingdings" w:hint="default"/>
+        <w:sz w:val="20"/>
+      </w:rPr>
+    </w:lvl>
+    <w:lvl w:ilvl="3" w:tentative="1">
+      <w:start w:val="1"/>
+      <w:numFmt w:val="bullet"/>
+      <w:lvlText w:val=""/>
+      <w:lvlJc w:val="left"/>
+      <w:pPr>
+        <w:tabs>
+          <w:tab w:val="num" w:pos="2880"/>
+        </w:tabs>
+        <w:ind w:left="2880" w:hanging="360"/>
+      </w:pPr>
+      <w:rPr>
+        <w:rFonts w:ascii="Wingdings" w:hAnsi="Wingdings" w:hint="default"/>
+        <w:sz w:val="20"/>
+      </w:rPr>
+    </w:lvl>
+    <w:lvl w:ilvl="4" w:tentative="1">
+      <w:start w:val="1"/>
+      <w:numFmt w:val="bullet"/>
+      <w:lvlText w:val=""/>
+      <w:lvlJc w:val="left"/>
+      <w:pPr>
+        <w:tabs>
+          <w:tab w:val="num" w:pos="3600"/>
+        </w:tabs>
+        <w:ind w:left="3600" w:hanging="360"/>
+      </w:pPr>
+      <w:rPr>
+        <w:rFonts w:ascii="Wingdings" w:hAnsi="Wingdings" w:hint="default"/>
+        <w:sz w:val="20"/>
+      </w:rPr>
+    </w:lvl>
+    <w:lvl w:ilvl="5" w:tentative="1">
+      <w:start w:val="1"/>
+      <w:numFmt w:val="bullet"/>
+      <w:lvlText w:val=""/>
+      <w:lvlJc w:val="left"/>
+      <w:pPr>
+        <w:tabs>
+          <w:tab w:val="num" w:pos="4320"/>
+        </w:tabs>
+        <w:ind w:left="4320" w:hanging="360"/>
+      </w:pPr>
+      <w:rPr>
+        <w:rFonts w:ascii="Wingdings" w:hAnsi="Wingdings" w:hint="default"/>
+        <w:sz w:val="20"/>
+      </w:rPr>
+    </w:lvl>
+    <w:lvl w:ilvl="6" w:tentative="1">
+      <w:start w:val="1"/>
+      <w:numFmt w:val="bullet"/>
+      <w:lvlText w:val=""/>
+      <w:lvlJc w:val="left"/>
+      <w:pPr>
+        <w:tabs>
+          <w:tab w:val="num" w:pos="5040"/>
+        </w:tabs>
+        <w:ind w:left="5040" w:hanging="360"/>
+      </w:pPr>
+      <w:rPr>
+        <w:rFonts w:ascii="Wingdings" w:hAnsi="Wingdings" w:hint="default"/>
+        <w:sz w:val="20"/>
+      </w:rPr>
+    </w:lvl>
+    <w:lvl w:ilvl="7" w:tentative="1">
+      <w:start w:val="1"/>
+      <w:numFmt w:val="bullet"/>
+      <w:lvlText w:val=""/>
+      <w:lvlJc w:val="left"/>
+      <w:pPr>
+        <w:tabs>
+          <w:tab w:val="num" w:pos="5760"/>
+        </w:tabs>
+        <w:ind w:left="5760" w:hanging="360"/>
+      </w:pPr>
+      <w:rPr>
+        <w:rFonts w:ascii="Wingdings" w:hAnsi="Wingdings" w:hint="default"/>
+        <w:sz w:val="20"/>
+      </w:rPr>
+    </w:lvl>
+    <w:lvl w:ilvl="8" w:tentative="1">
+      <w:start w:val="1"/>
+      <w:numFmt w:val="bullet"/>
+      <w:lvlText w:val=""/>
+      <w:lvlJc w:val="left"/>
+      <w:pPr>
+        <w:tabs>
+          <w:tab w:val="num" w:pos="6480"/>
+        </w:tabs>
+        <w:ind w:left="6480" w:hanging="360"/>
+      </w:pPr>
+      <w:rPr>
+        <w:rFonts w:ascii="Wingdings" w:hAnsi="Wingdings" w:hint="default"/>
+        <w:sz w:val="20"/>
+      </w:rPr>
+    </w:lvl>
+  </w:abstractNum>
+  <w:abstractNum w:abstractNumId="5" w15:restartNumberingAfterBreak="0">
+    <w:nsid w:val="59C76D4B"/>
+    <w:multiLevelType w:val="hybridMultilevel"/>
+    <w:tmpl w:val="61A09850"/>
+    <w:lvl w:ilvl="0" w:tplc="40090001">
+      <w:start w:val="1"/>
+      <w:numFmt w:val="bullet"/>
+      <w:lvlText w:val=""/>
+      <w:lvlJc w:val="left"/>
+      <w:pPr>
+        <w:ind w:left="720" w:hanging="360"/>
+      </w:pPr>
+      <w:rPr>
+        <w:rFonts w:ascii="Symbol" w:hAnsi="Symbol" w:hint="default"/>
+      </w:rPr>
+    </w:lvl>
+    <w:lvl w:ilvl="1" w:tplc="40090003" w:tentative="1">
+      <w:start w:val="1"/>
+      <w:numFmt w:val="bullet"/>
+      <w:lvlText w:val="o"/>
+      <w:lvlJc w:val="left"/>
+      <w:pPr>
+        <w:ind w:left="1440" w:hanging="360"/>
+      </w:pPr>
+      <w:rPr>
+        <w:rFonts w:ascii="Courier New" w:hAnsi="Courier New" w:cs="Courier New" w:hint="default"/>
+      </w:rPr>
+    </w:lvl>
+    <w:lvl w:ilvl="2" w:tplc="40090005" w:tentative="1">
+      <w:start w:val="1"/>
+      <w:numFmt w:val="bullet"/>
+      <w:lvlText w:val=""/>
+      <w:lvlJc w:val="left"/>
+      <w:pPr>
+        <w:ind w:left="2160" w:hanging="360"/>
+      </w:pPr>
+      <w:rPr>
+        <w:rFonts w:ascii="Wingdings" w:hAnsi="Wingdings" w:hint="default"/>
+      </w:rPr>
+    </w:lvl>
+    <w:lvl w:ilvl="3" w:tplc="40090001" w:tentative="1">
+      <w:start w:val="1"/>
+      <w:numFmt w:val="bullet"/>
+      <w:lvlText w:val=""/>
+      <w:lvlJc w:val="left"/>
+      <w:pPr>
+        <w:ind w:left="2880" w:hanging="360"/>
+      </w:pPr>
+      <w:rPr>
+        <w:rFonts w:ascii="Symbol" w:hAnsi="Symbol" w:hint="default"/>
+      </w:rPr>
+    </w:lvl>
+    <w:lvl w:ilvl="4" w:tplc="40090003" w:tentative="1">
+      <w:start w:val="1"/>
+      <w:numFmt w:val="bullet"/>
+      <w:lvlText w:val="o"/>
+      <w:lvlJc w:val="left"/>
+      <w:pPr>
+        <w:ind w:left="3600" w:hanging="360"/>
+      </w:pPr>
+      <w:rPr>
+        <w:rFonts w:ascii="Courier New" w:hAnsi="Courier New" w:cs="Courier New" w:hint="default"/>
+      </w:rPr>
+    </w:lvl>
+    <w:lvl w:ilvl="5" w:tplc="40090005" w:tentative="1">
+      <w:start w:val="1"/>
+      <w:numFmt w:val="bullet"/>
+      <w:lvlText w:val=""/>
+      <w:lvlJc w:val="left"/>
+      <w:pPr>
+        <w:ind w:left="4320" w:hanging="360"/>
+      </w:pPr>
+      <w:rPr>
+        <w:rFonts w:ascii="Wingdings" w:hAnsi="Wingdings" w:hint="default"/>
+      </w:rPr>
+    </w:lvl>
+    <w:lvl w:ilvl="6" w:tplc="40090001" w:tentative="1">
+      <w:start w:val="1"/>
+      <w:numFmt w:val="bullet"/>
+      <w:lvlText w:val=""/>
+      <w:lvlJc w:val="left"/>
+      <w:pPr>
+        <w:ind w:left="5040" w:hanging="360"/>
+      </w:pPr>
+      <w:rPr>
+        <w:rFonts w:ascii="Symbol" w:hAnsi="Symbol" w:hint="default"/>
+      </w:rPr>
+    </w:lvl>
+    <w:lvl w:ilvl="7" w:tplc="40090003" w:tentative="1">
+      <w:start w:val="1"/>
+      <w:numFmt w:val="bullet"/>
+      <w:lvlText w:val="o"/>
+      <w:lvlJc w:val="left"/>
+      <w:pPr>
+        <w:ind w:left="5760" w:hanging="360"/>
+      </w:pPr>
+      <w:rPr>
+        <w:rFonts w:ascii="Courier New" w:hAnsi="Courier New" w:cs="Courier New" w:hint="default"/>
+      </w:rPr>
+    </w:lvl>
+    <w:lvl w:ilvl="8" w:tplc="40090005" w:tentative="1">
+      <w:start w:val="1"/>
+      <w:numFmt w:val="bullet"/>
+      <w:lvlText w:val=""/>
+      <w:lvlJc w:val="left"/>
+      <w:pPr>
+        <w:ind w:left="6480" w:hanging="360"/>
+      </w:pPr>
+      <w:rPr>
+        <w:rFonts w:ascii="Wingdings" w:hAnsi="Wingdings" w:hint="default"/>
+      </w:rPr>
+    </w:lvl>
+  </w:abstractNum>
+  <w:abstractNum w:abstractNumId="6" w15:restartNumberingAfterBreak="0">
+    <w:nsid w:val="66742DBE"/>
+    <w:multiLevelType w:val="multilevel"/>
+    <w:tmpl w:val="FCAAC49E"/>
+    <w:lvl w:ilvl="0">
+      <w:start w:val="1"/>
+      <w:numFmt w:val="decimal"/>
+      <w:lvlText w:val="%1."/>
+      <w:lvlJc w:val="left"/>
+      <w:pPr>
+        <w:tabs>
+          <w:tab w:val="num" w:pos="720"/>
+        </w:tabs>
+        <w:ind w:left="720" w:hanging="360"/>
+      </w:pPr>
+    </w:lvl>
+    <w:lvl w:ilvl="1" w:tentative="1">
+      <w:start w:val="1"/>
+      <w:numFmt w:val="decimal"/>
+      <w:lvlText w:val="%2."/>
+      <w:lvlJc w:val="left"/>
+      <w:pPr>
+        <w:tabs>
+          <w:tab w:val="num" w:pos="1440"/>
+        </w:tabs>
+        <w:ind w:left="1440" w:hanging="360"/>
+      </w:pPr>
+    </w:lvl>
+    <w:lvl w:ilvl="2" w:tentative="1">
+      <w:start w:val="1"/>
+      <w:numFmt w:val="decimal"/>
+      <w:lvlText w:val="%3."/>
+      <w:lvlJc w:val="left"/>
+      <w:pPr>
+        <w:tabs>
+          <w:tab w:val="num" w:pos="2160"/>
+        </w:tabs>
+        <w:ind w:left="2160" w:hanging="360"/>
+      </w:pPr>
+    </w:lvl>
+    <w:lvl w:ilvl="3" w:tentative="1">
+      <w:start w:val="1"/>
+      <w:numFmt w:val="decimal"/>
+      <w:lvlText w:val="%4."/>
+      <w:lvlJc w:val="left"/>
+      <w:pPr>
+        <w:tabs>
+          <w:tab w:val="num" w:pos="2880"/>
+        </w:tabs>
+        <w:ind w:left="2880" w:hanging="360"/>
+      </w:pPr>
+    </w:lvl>
+    <w:lvl w:ilvl="4" w:tentative="1">
+      <w:start w:val="1"/>
+      <w:numFmt w:val="decimal"/>
+      <w:lvlText w:val="%5."/>
+      <w:lvlJc w:val="left"/>
+      <w:pPr>
+        <w:tabs>
+          <w:tab w:val="num" w:pos="3600"/>
+        </w:tabs>
+        <w:ind w:left="3600" w:hanging="360"/>
+      </w:pPr>
+    </w:lvl>
+    <w:lvl w:ilvl="5" w:tentative="1">
+      <w:start w:val="1"/>
+      <w:numFmt w:val="decimal"/>
+      <w:lvlText w:val="%6."/>
+      <w:lvlJc w:val="left"/>
+      <w:pPr>
+        <w:tabs>
+          <w:tab w:val="num" w:pos="4320"/>
+        </w:tabs>
+        <w:ind w:left="4320" w:hanging="360"/>
+      </w:pPr>
+    </w:lvl>
+    <w:lvl w:ilvl="6" w:tentative="1">
+      <w:start w:val="1"/>
+      <w:numFmt w:val="decimal"/>
+      <w:lvlText w:val="%7."/>
+      <w:lvlJc w:val="left"/>
+      <w:pPr>
+        <w:tabs>
+          <w:tab w:val="num" w:pos="5040"/>
+        </w:tabs>
+        <w:ind w:left="5040" w:hanging="360"/>
+      </w:pPr>
+    </w:lvl>
+    <w:lvl w:ilvl="7" w:tentative="1">
+      <w:start w:val="1"/>
+      <w:numFmt w:val="decimal"/>
+      <w:lvlText w:val="%8."/>
+      <w:lvlJc w:val="left"/>
+      <w:pPr>
+        <w:tabs>
+          <w:tab w:val="num" w:pos="5760"/>
+        </w:tabs>
+        <w:ind w:left="5760" w:hanging="360"/>
+      </w:pPr>
+    </w:lvl>
+    <w:lvl w:ilvl="8" w:tentative="1">
+      <w:start w:val="1"/>
+      <w:numFmt w:val="decimal"/>
+      <w:lvlText w:val="%9."/>
+      <w:lvlJc w:val="left"/>
+      <w:pPr>
+        <w:tabs>
+          <w:tab w:val="num" w:pos="6480"/>
+        </w:tabs>
+        <w:ind w:left="6480" w:hanging="360"/>
+      </w:pPr>
+    </w:lvl>
+  </w:abstractNum>
+  <w:abstractNum w:abstractNumId="7" w15:restartNumberingAfterBreak="0">
+    <w:nsid w:val="6FB00664"/>
+    <w:multiLevelType w:val="hybridMultilevel"/>
+    <w:tmpl w:val="A512564A"/>
+    <w:lvl w:ilvl="0" w:tplc="40090001">
+      <w:start w:val="1"/>
+      <w:numFmt w:val="bullet"/>
+      <w:lvlText w:val=""/>
+      <w:lvlJc w:val="left"/>
+      <w:pPr>
+        <w:ind w:left="720" w:hanging="360"/>
+      </w:pPr>
+      <w:rPr>
+        <w:rFonts w:ascii="Symbol" w:hAnsi="Symbol" w:hint="default"/>
+      </w:rPr>
+    </w:lvl>
+    <w:lvl w:ilvl="1" w:tplc="40090003" w:tentative="1">
+      <w:start w:val="1"/>
+      <w:numFmt w:val="bullet"/>
+      <w:lvlText w:val="o"/>
+      <w:lvlJc w:val="left"/>
+      <w:pPr>
+        <w:ind w:left="1440" w:hanging="360"/>
+      </w:pPr>
+      <w:rPr>
+        <w:rFonts w:ascii="Courier New" w:hAnsi="Courier New" w:cs="Courier New" w:hint="default"/>
+      </w:rPr>
+    </w:lvl>
+    <w:lvl w:ilvl="2" w:tplc="40090005" w:tentative="1">
+      <w:start w:val="1"/>
+      <w:numFmt w:val="bullet"/>
+      <w:lvlText w:val=""/>
+      <w:lvlJc w:val="left"/>
+      <w:pPr>
+        <w:ind w:left="2160" w:hanging="360"/>
+      </w:pPr>
+      <w:rPr>
+        <w:rFonts w:ascii="Wingdings" w:hAnsi="Wingdings" w:hint="default"/>
+      </w:rPr>
+    </w:lvl>
+    <w:lvl w:ilvl="3" w:tplc="40090001" w:tentative="1">
+      <w:start w:val="1"/>
+      <w:numFmt w:val="bullet"/>
+      <w:lvlText w:val=""/>
+      <w:lvlJc w:val="left"/>
+      <w:pPr>
+        <w:ind w:left="2880" w:hanging="360"/>
+      </w:pPr>
+      <w:rPr>
+        <w:rFonts w:ascii="Symbol" w:hAnsi="Symbol" w:hint="default"/>
+      </w:rPr>
+    </w:lvl>
+    <w:lvl w:ilvl="4" w:tplc="40090003" w:tentative="1">
+      <w:start w:val="1"/>
+      <w:numFmt w:val="bullet"/>
+      <w:lvlText w:val="o"/>
+      <w:lvlJc w:val="left"/>
+      <w:pPr>
+        <w:ind w:left="3600" w:hanging="360"/>
+      </w:pPr>
+      <w:rPr>
+        <w:rFonts w:ascii="Courier New" w:hAnsi="Courier New" w:cs="Courier New" w:hint="default"/>
+      </w:rPr>
+    </w:lvl>
+    <w:lvl w:ilvl="5" w:tplc="40090005" w:tentative="1">
+      <w:start w:val="1"/>
+      <w:numFmt w:val="bullet"/>
+      <w:lvlText w:val=""/>
+      <w:lvlJc w:val="left"/>
+      <w:pPr>
+        <w:ind w:left="4320" w:hanging="360"/>
+      </w:pPr>
+      <w:rPr>
+        <w:rFonts w:ascii="Wingdings" w:hAnsi="Wingdings" w:hint="default"/>
+      </w:rPr>
+    </w:lvl>
+    <w:lvl w:ilvl="6" w:tplc="40090001" w:tentative="1">
+      <w:start w:val="1"/>
+      <w:numFmt w:val="bullet"/>
+      <w:lvlText w:val=""/>
+      <w:lvlJc w:val="left"/>
+      <w:pPr>
+        <w:ind w:left="5040" w:hanging="360"/>
+      </w:pPr>
+      <w:rPr>
+        <w:rFonts w:ascii="Symbol" w:hAnsi="Symbol" w:hint="default"/>
+      </w:rPr>
+    </w:lvl>
+    <w:lvl w:ilvl="7" w:tplc="40090003" w:tentative="1">
+      <w:start w:val="1"/>
+      <w:numFmt w:val="bullet"/>
+      <w:lvlText w:val="o"/>
+      <w:lvlJc w:val="left"/>
+      <w:pPr>
+        <w:ind w:left="5760" w:hanging="360"/>
+      </w:pPr>
+      <w:rPr>
+        <w:rFonts w:ascii="Courier New" w:hAnsi="Courier New" w:cs="Courier New" w:hint="default"/>
+      </w:rPr>
+    </w:lvl>
+    <w:lvl w:ilvl="8" w:tplc="40090005" w:tentative="1">
+      <w:start w:val="1"/>
+      <w:numFmt w:val="bullet"/>
+      <w:lvlText w:val=""/>
+      <w:lvlJc w:val="left"/>
+      <w:pPr>
+        <w:ind w:left="6480" w:hanging="360"/>
+      </w:pPr>
+      <w:rPr>
+        <w:rFonts w:ascii="Wingdings" w:hAnsi="Wingdings" w:hint="default"/>
+      </w:rPr>
+    </w:lvl>
+  </w:abstractNum>
+  <w:abstractNum w:abstractNumId="8" w15:restartNumberingAfterBreak="0">
+    <w:nsid w:val="79B609A9"/>
+    <w:multiLevelType w:val="multilevel"/>
+    <w:tmpl w:val="A87AD84E"/>
+    <w:lvl w:ilvl="0">
+      <w:start w:val="1"/>
+      <w:numFmt w:val="bullet"/>
+      <w:lvlText w:val=""/>
+      <w:lvlJc w:val="left"/>
+      <w:pPr>
+        <w:tabs>
+          <w:tab w:val="num" w:pos="720"/>
+        </w:tabs>
+        <w:ind w:left="720" w:hanging="360"/>
+      </w:pPr>
+      <w:rPr>
+        <w:rFonts w:ascii="Symbol" w:hAnsi="Symbol" w:hint="default"/>
+        <w:sz w:val="20"/>
+      </w:rPr>
+    </w:lvl>
+    <w:lvl w:ilvl="1" w:tentative="1">
+      <w:start w:val="1"/>
+      <w:numFmt w:val="bullet"/>
+      <w:lvlText w:val="o"/>
+      <w:lvlJc w:val="left"/>
+      <w:pPr>
+        <w:tabs>
+          <w:tab w:val="num" w:pos="1440"/>
+        </w:tabs>
+        <w:ind w:left="1440" w:hanging="360"/>
+      </w:pPr>
+      <w:rPr>
+        <w:rFonts w:ascii="Courier New" w:hAnsi="Courier New" w:hint="default"/>
+        <w:sz w:val="20"/>
+      </w:rPr>
+    </w:lvl>
+    <w:lvl w:ilvl="2" w:tentative="1">
+      <w:start w:val="1"/>
+      <w:numFmt w:val="bullet"/>
+      <w:lvlText w:val=""/>
+      <w:lvlJc w:val="left"/>
+      <w:pPr>
+        <w:tabs>
+          <w:tab w:val="num" w:pos="2160"/>
+        </w:tabs>
+        <w:ind w:left="2160" w:hanging="360"/>
+      </w:pPr>
+      <w:rPr>
+        <w:rFonts w:ascii="Wingdings" w:hAnsi="Wingdings" w:hint="default"/>
+        <w:sz w:val="20"/>
+      </w:rPr>
+    </w:lvl>
+    <w:lvl w:ilvl="3" w:tentative="1">
+      <w:start w:val="1"/>
+      <w:numFmt w:val="bullet"/>
+      <w:lvlText w:val=""/>
+      <w:lvlJc w:val="left"/>
+      <w:pPr>
+        <w:tabs>
+          <w:tab w:val="num" w:pos="2880"/>
+        </w:tabs>
+        <w:ind w:left="2880" w:hanging="360"/>
+      </w:pPr>
+      <w:rPr>
+        <w:rFonts w:ascii="Wingdings" w:hAnsi="Wingdings" w:hint="default"/>
+        <w:sz w:val="20"/>
+      </w:rPr>
+    </w:lvl>
+    <w:lvl w:ilvl="4" w:tentative="1">
+      <w:start w:val="1"/>
+      <w:numFmt w:val="bullet"/>
+      <w:lvlText w:val=""/>
+      <w:lvlJc w:val="left"/>
+      <w:pPr>
+        <w:tabs>
+          <w:tab w:val="num" w:pos="3600"/>
+        </w:tabs>
+        <w:ind w:left="3600" w:hanging="360"/>
+      </w:pPr>
+      <w:rPr>
+        <w:rFonts w:ascii="Wingdings" w:hAnsi="Wingdings" w:hint="default"/>
+        <w:sz w:val="20"/>
+      </w:rPr>
+    </w:lvl>
+    <w:lvl w:ilvl="5" w:tentative="1">
+      <w:start w:val="1"/>
+      <w:numFmt w:val="bullet"/>
+      <w:lvlText w:val=""/>
+      <w:lvlJc w:val="left"/>
+      <w:pPr>
+        <w:tabs>
+          <w:tab w:val="num" w:pos="4320"/>
+        </w:tabs>
+        <w:ind w:left="4320" w:hanging="360"/>
+      </w:pPr>
+      <w:rPr>
+        <w:rFonts w:ascii="Wingdings" w:hAnsi="Wingdings" w:hint="default"/>
+        <w:sz w:val="20"/>
+      </w:rPr>
+    </w:lvl>
+    <w:lvl w:ilvl="6" w:tentative="1">
+      <w:start w:val="1"/>
+      <w:numFmt w:val="bullet"/>
+      <w:lvlText w:val=""/>
+      <w:lvlJc w:val="left"/>
+      <w:pPr>
+        <w:tabs>
+          <w:tab w:val="num" w:pos="5040"/>
+        </w:tabs>
+        <w:ind w:left="5040" w:hanging="360"/>
+      </w:pPr>
+      <w:rPr>
+        <w:rFonts w:ascii="Wingdings" w:hAnsi="Wingdings" w:hint="default"/>
+        <w:sz w:val="20"/>
+      </w:rPr>
+    </w:lvl>
+    <w:lvl w:ilvl="7" w:tentative="1">
+      <w:start w:val="1"/>
+      <w:numFmt w:val="bullet"/>
+      <w:lvlText w:val=""/>
+      <w:lvlJc w:val="left"/>
+      <w:pPr>
+        <w:tabs>
+          <w:tab w:val="num" w:pos="5760"/>
+        </w:tabs>
+        <w:ind w:left="5760" w:hanging="360"/>
+      </w:pPr>
+      <w:rPr>
+        <w:rFonts w:ascii="Wingdings" w:hAnsi="Wingdings" w:hint="default"/>
+        <w:sz w:val="20"/>
+      </w:rPr>
+    </w:lvl>
+    <w:lvl w:ilvl="8" w:tentative="1">
+      <w:start w:val="1"/>
+      <w:numFmt w:val="bullet"/>
+      <w:lvlText w:val=""/>
+      <w:lvlJc w:val="left"/>
+      <w:pPr>
+        <w:tabs>
+          <w:tab w:val="num" w:pos="6480"/>
+        </w:tabs>
+        <w:ind w:left="6480" w:hanging="360"/>
+      </w:pPr>
+      <w:rPr>
+        <w:rFonts w:ascii="Wingdings" w:hAnsi="Wingdings" w:hint="default"/>
+        <w:sz w:val="20"/>
+      </w:rPr>
+    </w:lvl>
+  </w:abstractNum>
+  <w:num w:numId="1">
+    <w:abstractNumId w:val="2"/>
+  </w:num>
+  <w:num w:numId="2">
+    <w:abstractNumId w:val="4"/>
+  </w:num>
+  <w:num w:numId="3">
+    <w:abstractNumId w:val="5"/>
+  </w:num>
+  <w:num w:numId="4">
+    <w:abstractNumId w:val="3"/>
+  </w:num>
+  <w:num w:numId="5">
+    <w:abstractNumId w:val="7"/>
+  </w:num>
+  <w:num w:numId="6">
+    <w:abstractNumId w:val="0"/>
+  </w:num>
+  <w:num w:numId="7">
+    <w:abstractNumId w:val="6"/>
+  </w:num>
+  <w:num w:numId="8">
+    <w:abstractNumId w:val="8"/>
+  </w:num>
+  <w:num w:numId="9">
+    <w:abstractNumId w:val="1"/>
+  </w:num>
+</w:numbering>
 </file>
 
 <file path=word/styles.xml><?xml version="1.0" encoding="utf-8"?>
@@ -689,11 +2401,11 @@
   <w:style w:type="paragraph" w:default="1" w:styleId="Normal">
     <w:name w:val="Normal"/>
     <w:qFormat/>
+    <w:rsid w:val="006C0DEE"/>
   </w:style>
   <w:style w:type="character" w:default="1" w:styleId="DefaultParagraphFont">
     <w:name w:val="Default Paragraph Font"/>
     <w:uiPriority w:val="1"/>
-    <w:semiHidden/>
     <w:unhideWhenUsed/>
   </w:style>
   <w:style w:type="table" w:default="1" w:styleId="TableNormal">
@@ -1071,6 +2783,185 @@
       </w:tcPr>
     </w:tblStylePr>
   </w:style>
+  <w:style w:type="paragraph" w:customStyle="1" w:styleId="H">
+    <w:name w:val="H"/>
+    <w:basedOn w:val="Normal"/>
+    <w:link w:val="HChar"/>
+    <w:qFormat/>
+    <w:rsid w:val="00EA53F8"/>
+    <w:rPr>
+      <w:b/>
+      <w:bCs/>
+      <w:sz w:val="24"/>
+      <w:szCs w:val="24"/>
+    </w:rPr>
+  </w:style>
+  <w:style w:type="paragraph" w:customStyle="1" w:styleId="T">
+    <w:name w:val="T"/>
+    <w:basedOn w:val="H"/>
+    <w:link w:val="TChar"/>
+    <w:qFormat/>
+    <w:rsid w:val="004450FB"/>
+    <w:rPr>
+      <w:b w:val="0"/>
+      <w:bCs w:val="0"/>
+      <w:sz w:val="22"/>
+      <w:szCs w:val="22"/>
+    </w:rPr>
+  </w:style>
+  <w:style w:type="character" w:customStyle="1" w:styleId="HChar">
+    <w:name w:val="H Char"/>
+    <w:basedOn w:val="DefaultParagraphFont"/>
+    <w:link w:val="H"/>
+    <w:rsid w:val="00EA53F8"/>
+    <w:rPr>
+      <w:b/>
+      <w:bCs/>
+      <w:sz w:val="24"/>
+      <w:szCs w:val="24"/>
+    </w:rPr>
+  </w:style>
+  <w:style w:type="paragraph" w:customStyle="1" w:styleId="ds-markdown-paragraph">
+    <w:name w:val="ds-markdown-paragraph"/>
+    <w:basedOn w:val="Normal"/>
+    <w:rsid w:val="004450FB"/>
+    <w:pPr>
+      <w:spacing w:before="100" w:beforeAutospacing="1" w:after="100" w:afterAutospacing="1" w:line="240" w:lineRule="auto"/>
+    </w:pPr>
+    <w:rPr>
+      <w:rFonts w:ascii="Times New Roman" w:eastAsia="Times New Roman" w:hAnsi="Times New Roman" w:cs="Times New Roman"/>
+      <w:sz w:val="24"/>
+      <w:szCs w:val="24"/>
+      <w:lang w:eastAsia="en-IN"/>
+    </w:rPr>
+  </w:style>
+  <w:style w:type="character" w:customStyle="1" w:styleId="TChar">
+    <w:name w:val="T Char"/>
+    <w:basedOn w:val="HChar"/>
+    <w:link w:val="T"/>
+    <w:rsid w:val="004450FB"/>
+    <w:rPr>
+      <w:b w:val="0"/>
+      <w:bCs w:val="0"/>
+      <w:sz w:val="24"/>
+      <w:szCs w:val="24"/>
+    </w:rPr>
+  </w:style>
+  <w:style w:type="character" w:styleId="Strong">
+    <w:name w:val="Strong"/>
+    <w:basedOn w:val="DefaultParagraphFont"/>
+    <w:uiPriority w:val="22"/>
+    <w:qFormat/>
+    <w:rsid w:val="004450FB"/>
+    <w:rPr>
+      <w:b/>
+      <w:bCs/>
+    </w:rPr>
+  </w:style>
+  <w:style w:type="paragraph" w:customStyle="1" w:styleId="S">
+    <w:name w:val="S"/>
+    <w:basedOn w:val="T"/>
+    <w:link w:val="SChar"/>
+    <w:qFormat/>
+    <w:rsid w:val="00D90A86"/>
+    <w:rPr>
+      <w:sz w:val="4"/>
+      <w:szCs w:val="4"/>
+    </w:rPr>
+  </w:style>
+  <w:style w:type="table" w:styleId="TableGrid">
+    <w:name w:val="Table Grid"/>
+    <w:basedOn w:val="TableNormal"/>
+    <w:uiPriority w:val="39"/>
+    <w:rsid w:val="00D90A86"/>
+    <w:pPr>
+      <w:spacing w:after="0" w:line="240" w:lineRule="auto"/>
+    </w:pPr>
+    <w:tblPr>
+      <w:tblBorders>
+        <w:top w:val="single" w:sz="4" w:space="0" w:color="auto"/>
+        <w:left w:val="single" w:sz="4" w:space="0" w:color="auto"/>
+        <w:bottom w:val="single" w:sz="4" w:space="0" w:color="auto"/>
+        <w:right w:val="single" w:sz="4" w:space="0" w:color="auto"/>
+        <w:insideH w:val="single" w:sz="4" w:space="0" w:color="auto"/>
+        <w:insideV w:val="single" w:sz="4" w:space="0" w:color="auto"/>
+      </w:tblBorders>
+    </w:tblPr>
+  </w:style>
+  <w:style w:type="character" w:customStyle="1" w:styleId="SChar">
+    <w:name w:val="S Char"/>
+    <w:basedOn w:val="TChar"/>
+    <w:link w:val="S"/>
+    <w:rsid w:val="00D90A86"/>
+    <w:rPr>
+      <w:b w:val="0"/>
+      <w:bCs w:val="0"/>
+      <w:sz w:val="4"/>
+      <w:szCs w:val="4"/>
+    </w:rPr>
+  </w:style>
+  <w:style w:type="paragraph" w:customStyle="1" w:styleId="L">
+    <w:name w:val="L"/>
+    <w:basedOn w:val="T"/>
+    <w:link w:val="LChar"/>
+    <w:qFormat/>
+    <w:rsid w:val="00413A9C"/>
+    <w:pPr>
+      <w:numPr>
+        <w:numId w:val="6"/>
+      </w:numPr>
+      <w:spacing w:after="40"/>
+      <w:ind w:left="714" w:hanging="357"/>
+    </w:pPr>
+  </w:style>
+  <w:style w:type="character" w:customStyle="1" w:styleId="LChar">
+    <w:name w:val="L Char"/>
+    <w:basedOn w:val="TChar"/>
+    <w:link w:val="L"/>
+    <w:rsid w:val="00413A9C"/>
+    <w:rPr>
+      <w:b w:val="0"/>
+      <w:bCs w:val="0"/>
+      <w:sz w:val="24"/>
+      <w:szCs w:val="24"/>
+    </w:rPr>
+  </w:style>
+  <w:style w:type="paragraph" w:styleId="NormalWeb">
+    <w:name w:val="Normal (Web)"/>
+    <w:basedOn w:val="Normal"/>
+    <w:uiPriority w:val="99"/>
+    <w:semiHidden/>
+    <w:unhideWhenUsed/>
+    <w:rsid w:val="009B2681"/>
+    <w:rPr>
+      <w:rFonts w:ascii="Times New Roman" w:hAnsi="Times New Roman" w:cs="Times New Roman"/>
+      <w:sz w:val="24"/>
+      <w:szCs w:val="24"/>
+    </w:rPr>
+  </w:style>
+  <w:style w:type="character" w:styleId="Hyperlink">
+    <w:name w:val="Hyperlink"/>
+    <w:basedOn w:val="DefaultParagraphFont"/>
+    <w:uiPriority w:val="99"/>
+    <w:unhideWhenUsed/>
+    <w:rsid w:val="007A7466"/>
+    <w:rPr>
+      <w:color w:val="0563C1" w:themeColor="hyperlink"/>
+      <w:u w:val="single"/>
+    </w:rPr>
+  </w:style>
+  <w:style w:type="character" w:styleId="UnresolvedMention">
+    <w:name w:val="Unresolved Mention"/>
+    <w:basedOn w:val="DefaultParagraphFont"/>
+    <w:uiPriority w:val="99"/>
+    <w:semiHidden/>
+    <w:unhideWhenUsed/>
+    <w:rsid w:val="007A7466"/>
+    <w:rPr>
+      <w:color w:val="605E5C"/>
+      <w:shd w:val="clear" w:color="auto" w:fill="E1DFDD"/>
+    </w:rPr>
+  </w:style>
 </w:styles>
 </file>
 
@@ -1112,12 +3003,12 @@
 
 <file path=word/glossary/fontTable.xml><?xml version="1.0" encoding="utf-8"?>
 <w:fonts xmlns:mc="http://schemas.openxmlformats.org/markup-compatibility/2006" xmlns:r="http://schemas.openxmlformats.org/officeDocument/2006/relationships" xmlns:w="http://schemas.openxmlformats.org/wordprocessingml/2006/main" xmlns:w14="http://schemas.microsoft.com/office/word/2010/wordml" xmlns:w15="http://schemas.microsoft.com/office/word/2012/wordml" xmlns:w16cex="http://schemas.microsoft.com/office/word/2018/wordml/cex" xmlns:w16cid="http://schemas.microsoft.com/office/word/2016/wordml/cid" xmlns:w16="http://schemas.microsoft.com/office/word/2018/wordml" xmlns:w16sdtdh="http://schemas.microsoft.com/office/word/2020/wordml/sdtdatahash" xmlns:w16se="http://schemas.microsoft.com/office/word/2015/wordml/symex" mc:Ignorable="w14 w15 w16se w16cid w16 w16cex w16sdtdh">
-  <w:font w:name="Calibri">
-    <w:panose1 w:val="020F0502020204030204"/>
-    <w:charset w:val="00"/>
-    <w:family w:val="swiss"/>
+  <w:font w:name="Symbol">
+    <w:panose1 w:val="05050102010706020507"/>
+    <w:charset w:val="02"/>
+    <w:family w:val="roman"/>
     <w:pitch w:val="variable"/>
-    <w:sig w:usb0="E4002EFF" w:usb1="C000247B" w:usb2="00000009" w:usb3="00000000" w:csb0="000001FF" w:csb1="00000000"/>
+    <w:sig w:usb0="00000000" w:usb1="10000000" w:usb2="00000000" w:usb3="00000000" w:csb0="80000000" w:csb1="00000000"/>
   </w:font>
   <w:font w:name="Times New Roman">
     <w:panose1 w:val="02020603050405020304"/>
@@ -1125,6 +3016,27 @@
     <w:family w:val="roman"/>
     <w:pitch w:val="variable"/>
     <w:sig w:usb0="E0002EFF" w:usb1="C000785B" w:usb2="00000009" w:usb3="00000000" w:csb0="000001FF" w:csb1="00000000"/>
+  </w:font>
+  <w:font w:name="Courier New">
+    <w:panose1 w:val="02070309020205020404"/>
+    <w:charset w:val="00"/>
+    <w:family w:val="modern"/>
+    <w:pitch w:val="fixed"/>
+    <w:sig w:usb0="E0002EFF" w:usb1="C0007843" w:usb2="00000009" w:usb3="00000000" w:csb0="000001FF" w:csb1="00000000"/>
+  </w:font>
+  <w:font w:name="Wingdings">
+    <w:panose1 w:val="05000000000000000000"/>
+    <w:charset w:val="02"/>
+    <w:family w:val="auto"/>
+    <w:pitch w:val="variable"/>
+    <w:sig w:usb0="00000000" w:usb1="10000000" w:usb2="00000000" w:usb3="00000000" w:csb0="80000000" w:csb1="00000000"/>
+  </w:font>
+  <w:font w:name="Calibri">
+    <w:panose1 w:val="020F0502020204030204"/>
+    <w:charset w:val="00"/>
+    <w:family w:val="swiss"/>
+    <w:pitch w:val="variable"/>
+    <w:sig w:usb0="E4002EFF" w:usb1="C000247B" w:usb2="00000009" w:usb3="00000000" w:csb0="000001FF" w:csb1="00000000"/>
   </w:font>
   <w:font w:name="JetBrains Mono NL">
     <w:panose1 w:val="02000009000000000000"/>
@@ -1146,7 +3058,7 @@
     <w:charset w:val="00"/>
     <w:family w:val="modern"/>
     <w:pitch w:val="fixed"/>
-    <w:sig w:usb0="A1002AFF" w:usb1="C200F9FB" w:usb2="00040020" w:usb3="00000000" w:csb0="000001FF" w:csb1="00000000"/>
+    <w:sig w:usb0="A10002FF" w:usb1="4000F9FB" w:usb2="00040000" w:usb3="00000000" w:csb0="0000019F" w:csb1="00000000"/>
   </w:font>
   <w:font w:name="Microsoft JhengHei UI">
     <w:panose1 w:val="020B0604030504040204"/>
@@ -1188,17 +3100,23 @@
   </w:compat>
   <w:rsids>
     <w:rsidRoot w:val="008238CD"/>
+    <w:rsid w:val="00261C69"/>
+    <w:rsid w:val="00292B19"/>
+    <w:rsid w:val="00377EFD"/>
     <w:rsid w:val="003A6ABC"/>
+    <w:rsid w:val="003F19EF"/>
+    <w:rsid w:val="0042682C"/>
     <w:rsid w:val="004F7305"/>
     <w:rsid w:val="006D2E04"/>
-    <w:rsid w:val="00726271"/>
     <w:rsid w:val="008238CD"/>
-    <w:rsid w:val="00A3501E"/>
     <w:rsid w:val="00AC7174"/>
+    <w:rsid w:val="00B061B7"/>
     <w:rsid w:val="00C208BF"/>
     <w:rsid w:val="00C95DE2"/>
+    <w:rsid w:val="00CC02F1"/>
     <w:rsid w:val="00D223CD"/>
-    <w:rsid w:val="00FD669A"/>
+    <w:rsid w:val="00F0000E"/>
+    <w:rsid w:val="00FE4D8A"/>
   </w:rsids>
   <m:mathPr>
     <m:mathFont m:val="Cambria Math"/>
